--- a/rediseno_2026/4.5 Itinerarios formateados y corregidos/MAT-201 Álgebra Lineal y Programación Operativa Aplicada a los Negocios.docx
+++ b/rediseno_2026/4.5 Itinerarios formateados y corregidos/MAT-201 Álgebra Lineal y Programación Operativa Aplicada a los Negocios.docx
@@ -85,8 +85,10 @@
         </w:tblBorders>
         <w:tblLayout w:type="fixed"/>
         <w:tblCellMar>
-          <w:left w:w="10" w:type="dxa"/>
-          <w:right w:w="10" w:type="dxa"/>
+          <w:top w:w="40" w:type="dxa"/>
+          <w:left w:w="90" w:type="dxa"/>
+          <w:bottom w:w="40" w:type="dxa"/>
+          <w:right w:w="90" w:type="dxa"/>
         </w:tblCellMar>
         <w:tblLook w:val="0000" w:firstRow="0" w:lastRow="0" w:firstColumn="0" w:lastColumn="0" w:noHBand="0" w:noVBand="0"/>
       </w:tblPr>
@@ -125,12 +127,6 @@
               <w:right w:val="single" w:sz="6" w:space="0" w:color="1F3864"/>
             </w:tcBorders>
             <w:shd w:val="clear" w:color="auto" w:fill="4472C4"/>
-            <w:tcMar>
-              <w:top w:w="50" w:type="dxa"/>
-              <w:left w:w="90" w:type="dxa"/>
-              <w:bottom w:w="50" w:type="dxa"/>
-              <w:right w:w="90" w:type="dxa"/>
-            </w:tcMar>
             <w:vAlign w:val="center"/>
           </w:tcPr>
           <w:p>
@@ -171,12 +167,6 @@
               <w:right w:val="single" w:sz="6" w:space="0" w:color="1F3864"/>
             </w:tcBorders>
             <w:shd w:val="clear" w:color="auto" w:fill="4472C4"/>
-            <w:tcMar>
-              <w:top w:w="50" w:type="dxa"/>
-              <w:left w:w="90" w:type="dxa"/>
-              <w:bottom w:w="50" w:type="dxa"/>
-              <w:right w:w="90" w:type="dxa"/>
-            </w:tcMar>
             <w:vAlign w:val="center"/>
           </w:tcPr>
           <w:p>
@@ -217,12 +207,6 @@
               <w:right w:val="single" w:sz="6" w:space="0" w:color="1F3864"/>
             </w:tcBorders>
             <w:shd w:val="clear" w:color="auto" w:fill="4472C4"/>
-            <w:tcMar>
-              <w:top w:w="50" w:type="dxa"/>
-              <w:left w:w="90" w:type="dxa"/>
-              <w:bottom w:w="50" w:type="dxa"/>
-              <w:right w:w="90" w:type="dxa"/>
-            </w:tcMar>
             <w:vAlign w:val="center"/>
           </w:tcPr>
           <w:p>
@@ -263,12 +247,6 @@
               <w:right w:val="single" w:sz="6" w:space="0" w:color="1F3864"/>
             </w:tcBorders>
             <w:shd w:val="clear" w:color="auto" w:fill="4472C4"/>
-            <w:tcMar>
-              <w:top w:w="50" w:type="dxa"/>
-              <w:left w:w="90" w:type="dxa"/>
-              <w:bottom w:w="50" w:type="dxa"/>
-              <w:right w:w="90" w:type="dxa"/>
-            </w:tcMar>
             <w:vAlign w:val="center"/>
           </w:tcPr>
           <w:p>
@@ -311,12 +289,6 @@
               <w:right w:val="single" w:sz="6" w:space="0" w:color="1F3864"/>
             </w:tcBorders>
             <w:shd w:val="clear" w:color="auto" w:fill="4472C4"/>
-            <w:tcMar>
-              <w:top w:w="50" w:type="dxa"/>
-              <w:left w:w="90" w:type="dxa"/>
-              <w:bottom w:w="50" w:type="dxa"/>
-              <w:right w:w="90" w:type="dxa"/>
-            </w:tcMar>
             <w:vAlign w:val="center"/>
           </w:tcPr>
           <w:p>
@@ -387,12 +359,6 @@
               <w:right w:val="single" w:sz="6" w:space="0" w:color="1F3864"/>
             </w:tcBorders>
             <w:shd w:val="clear" w:color="auto" w:fill="4472C4"/>
-            <w:tcMar>
-              <w:top w:w="50" w:type="dxa"/>
-              <w:left w:w="90" w:type="dxa"/>
-              <w:bottom w:w="50" w:type="dxa"/>
-              <w:right w:w="90" w:type="dxa"/>
-            </w:tcMar>
             <w:vAlign w:val="center"/>
           </w:tcPr>
           <w:p>
@@ -433,12 +399,6 @@
               <w:right w:val="single" w:sz="6" w:space="0" w:color="1F3864"/>
             </w:tcBorders>
             <w:shd w:val="clear" w:color="auto" w:fill="4472C4"/>
-            <w:tcMar>
-              <w:top w:w="50" w:type="dxa"/>
-              <w:left w:w="90" w:type="dxa"/>
-              <w:bottom w:w="50" w:type="dxa"/>
-              <w:right w:w="90" w:type="dxa"/>
-            </w:tcMar>
             <w:vAlign w:val="center"/>
           </w:tcPr>
           <w:p>
@@ -479,12 +439,6 @@
               <w:right w:val="single" w:sz="6" w:space="0" w:color="1F3864"/>
             </w:tcBorders>
             <w:shd w:val="clear" w:color="auto" w:fill="4472C4"/>
-            <w:tcMar>
-              <w:top w:w="50" w:type="dxa"/>
-              <w:left w:w="90" w:type="dxa"/>
-              <w:bottom w:w="50" w:type="dxa"/>
-              <w:right w:w="90" w:type="dxa"/>
-            </w:tcMar>
             <w:vAlign w:val="center"/>
           </w:tcPr>
           <w:p>
@@ -527,12 +481,6 @@
               <w:right w:val="single" w:sz="6" w:space="0" w:color="1F3864"/>
             </w:tcBorders>
             <w:shd w:val="clear" w:color="auto" w:fill="4472C4"/>
-            <w:tcMar>
-              <w:top w:w="50" w:type="dxa"/>
-              <w:left w:w="90" w:type="dxa"/>
-              <w:bottom w:w="50" w:type="dxa"/>
-              <w:right w:w="90" w:type="dxa"/>
-            </w:tcMar>
             <w:vAlign w:val="center"/>
           </w:tcPr>
           <w:p>
@@ -573,12 +521,6 @@
               <w:right w:val="single" w:sz="6" w:space="0" w:color="1F3864"/>
             </w:tcBorders>
             <w:shd w:val="clear" w:color="auto" w:fill="4472C4"/>
-            <w:tcMar>
-              <w:top w:w="50" w:type="dxa"/>
-              <w:left w:w="90" w:type="dxa"/>
-              <w:bottom w:w="50" w:type="dxa"/>
-              <w:right w:w="90" w:type="dxa"/>
-            </w:tcMar>
             <w:vAlign w:val="center"/>
           </w:tcPr>
           <w:p>
@@ -620,12 +562,6 @@
               <w:right w:val="single" w:sz="6" w:space="0" w:color="1F3864"/>
             </w:tcBorders>
             <w:shd w:val="clear" w:color="auto" w:fill="4472C4"/>
-            <w:tcMar>
-              <w:top w:w="50" w:type="dxa"/>
-              <w:left w:w="90" w:type="dxa"/>
-              <w:bottom w:w="50" w:type="dxa"/>
-              <w:right w:w="90" w:type="dxa"/>
-            </w:tcMar>
             <w:vAlign w:val="center"/>
           </w:tcPr>
           <w:p>
@@ -665,12 +601,6 @@
               <w:right w:val="single" w:sz="6" w:space="0" w:color="1F3864"/>
             </w:tcBorders>
             <w:shd w:val="clear" w:color="auto" w:fill="4472C4"/>
-            <w:tcMar>
-              <w:top w:w="50" w:type="dxa"/>
-              <w:left w:w="90" w:type="dxa"/>
-              <w:bottom w:w="50" w:type="dxa"/>
-              <w:right w:w="90" w:type="dxa"/>
-            </w:tcMar>
             <w:vAlign w:val="center"/>
           </w:tcPr>
           <w:p>
@@ -710,12 +640,6 @@
               <w:right w:val="single" w:sz="6" w:space="0" w:color="1F3864"/>
             </w:tcBorders>
             <w:shd w:val="clear" w:color="auto" w:fill="4472C4"/>
-            <w:tcMar>
-              <w:top w:w="50" w:type="dxa"/>
-              <w:left w:w="90" w:type="dxa"/>
-              <w:bottom w:w="50" w:type="dxa"/>
-              <w:right w:w="90" w:type="dxa"/>
-            </w:tcMar>
             <w:vAlign w:val="center"/>
           </w:tcPr>
           <w:p>
@@ -755,12 +679,6 @@
               <w:right w:val="single" w:sz="6" w:space="0" w:color="1F3864"/>
             </w:tcBorders>
             <w:shd w:val="clear" w:color="auto" w:fill="4472C4"/>
-            <w:tcMar>
-              <w:top w:w="50" w:type="dxa"/>
-              <w:left w:w="90" w:type="dxa"/>
-              <w:bottom w:w="50" w:type="dxa"/>
-              <w:right w:w="90" w:type="dxa"/>
-            </w:tcMar>
             <w:vAlign w:val="center"/>
           </w:tcPr>
           <w:p>
@@ -800,12 +718,6 @@
               <w:right w:val="single" w:sz="6" w:space="0" w:color="1F3864"/>
             </w:tcBorders>
             <w:shd w:val="clear" w:color="auto" w:fill="4472C4"/>
-            <w:tcMar>
-              <w:top w:w="50" w:type="dxa"/>
-              <w:left w:w="90" w:type="dxa"/>
-              <w:bottom w:w="50" w:type="dxa"/>
-              <w:right w:w="90" w:type="dxa"/>
-            </w:tcMar>
             <w:vAlign w:val="center"/>
           </w:tcPr>
           <w:p>
@@ -845,12 +757,6 @@
               <w:right w:val="single" w:sz="6" w:space="0" w:color="1F3864"/>
             </w:tcBorders>
             <w:shd w:val="clear" w:color="auto" w:fill="4472C4"/>
-            <w:tcMar>
-              <w:top w:w="50" w:type="dxa"/>
-              <w:left w:w="90" w:type="dxa"/>
-              <w:bottom w:w="50" w:type="dxa"/>
-              <w:right w:w="90" w:type="dxa"/>
-            </w:tcMar>
             <w:vAlign w:val="center"/>
           </w:tcPr>
           <w:p>
@@ -891,12 +797,6 @@
               <w:right w:val="single" w:sz="6" w:space="0" w:color="1F3864"/>
             </w:tcBorders>
             <w:shd w:val="clear" w:color="auto" w:fill="D9E2F3"/>
-            <w:tcMar>
-              <w:top w:w="50" w:type="dxa"/>
-              <w:left w:w="90" w:type="dxa"/>
-              <w:bottom w:w="50" w:type="dxa"/>
-              <w:right w:w="90" w:type="dxa"/>
-            </w:tcMar>
             <w:vAlign w:val="center"/>
           </w:tcPr>
           <w:p>
@@ -931,12 +831,6 @@
               <w:right w:val="single" w:sz="6" w:space="0" w:color="1F3864"/>
             </w:tcBorders>
             <w:shd w:val="clear" w:color="auto" w:fill="D9E2F3"/>
-            <w:tcMar>
-              <w:top w:w="50" w:type="dxa"/>
-              <w:left w:w="90" w:type="dxa"/>
-              <w:bottom w:w="50" w:type="dxa"/>
-              <w:right w:w="90" w:type="dxa"/>
-            </w:tcMar>
             <w:vAlign w:val="center"/>
           </w:tcPr>
           <w:p>
@@ -970,12 +864,6 @@
               <w:right w:val="single" w:sz="6" w:space="0" w:color="1F3864"/>
             </w:tcBorders>
             <w:shd w:val="clear" w:color="auto" w:fill="D9E2F3"/>
-            <w:tcMar>
-              <w:top w:w="50" w:type="dxa"/>
-              <w:left w:w="90" w:type="dxa"/>
-              <w:bottom w:w="50" w:type="dxa"/>
-              <w:right w:w="90" w:type="dxa"/>
-            </w:tcMar>
             <w:vAlign w:val="center"/>
           </w:tcPr>
           <w:p>
@@ -1009,12 +897,6 @@
               <w:right w:val="single" w:sz="6" w:space="0" w:color="1F3864"/>
             </w:tcBorders>
             <w:shd w:val="clear" w:color="auto" w:fill="D9E2F3"/>
-            <w:tcMar>
-              <w:top w:w="50" w:type="dxa"/>
-              <w:left w:w="90" w:type="dxa"/>
-              <w:bottom w:w="50" w:type="dxa"/>
-              <w:right w:w="90" w:type="dxa"/>
-            </w:tcMar>
             <w:vAlign w:val="center"/>
           </w:tcPr>
           <w:p>
@@ -1048,12 +930,6 @@
               <w:right w:val="single" w:sz="6" w:space="0" w:color="1F3864"/>
             </w:tcBorders>
             <w:shd w:val="clear" w:color="auto" w:fill="D9E2F3"/>
-            <w:tcMar>
-              <w:top w:w="50" w:type="dxa"/>
-              <w:left w:w="90" w:type="dxa"/>
-              <w:bottom w:w="50" w:type="dxa"/>
-              <w:right w:w="90" w:type="dxa"/>
-            </w:tcMar>
             <w:vAlign w:val="center"/>
           </w:tcPr>
           <w:p>
@@ -1087,12 +963,6 @@
               <w:right w:val="single" w:sz="6" w:space="0" w:color="1F3864"/>
             </w:tcBorders>
             <w:shd w:val="clear" w:color="auto" w:fill="D9E2F3"/>
-            <w:tcMar>
-              <w:top w:w="50" w:type="dxa"/>
-              <w:left w:w="90" w:type="dxa"/>
-              <w:bottom w:w="50" w:type="dxa"/>
-              <w:right w:w="90" w:type="dxa"/>
-            </w:tcMar>
             <w:vAlign w:val="center"/>
           </w:tcPr>
           <w:p>
@@ -1126,12 +996,6 @@
               <w:right w:val="single" w:sz="6" w:space="0" w:color="1F3864"/>
             </w:tcBorders>
             <w:shd w:val="clear" w:color="auto" w:fill="D9E2F3"/>
-            <w:tcMar>
-              <w:top w:w="50" w:type="dxa"/>
-              <w:left w:w="90" w:type="dxa"/>
-              <w:bottom w:w="50" w:type="dxa"/>
-              <w:right w:w="90" w:type="dxa"/>
-            </w:tcMar>
             <w:vAlign w:val="center"/>
           </w:tcPr>
           <w:p>
@@ -1191,12 +1055,6 @@
               <w:right w:val="single" w:sz="6" w:space="0" w:color="1F3864"/>
             </w:tcBorders>
             <w:shd w:val="clear" w:color="auto" w:fill="4472C4"/>
-            <w:tcMar>
-              <w:top w:w="50" w:type="dxa"/>
-              <w:left w:w="90" w:type="dxa"/>
-              <w:bottom w:w="50" w:type="dxa"/>
-              <w:right w:w="90" w:type="dxa"/>
-            </w:tcMar>
             <w:vAlign w:val="center"/>
           </w:tcPr>
           <w:p>
@@ -1239,12 +1097,6 @@
               <w:right w:val="single" w:sz="6" w:space="0" w:color="1F3864"/>
             </w:tcBorders>
             <w:shd w:val="clear" w:color="auto" w:fill="D9E2F3"/>
-            <w:tcMar>
-              <w:top w:w="50" w:type="dxa"/>
-              <w:left w:w="90" w:type="dxa"/>
-              <w:bottom w:w="50" w:type="dxa"/>
-              <w:right w:w="90" w:type="dxa"/>
-            </w:tcMar>
             <w:vAlign w:val="center"/>
           </w:tcPr>
           <w:p>
@@ -1354,12 +1206,6 @@
               <w:right w:val="single" w:sz="6" w:space="0" w:color="1F3864"/>
             </w:tcBorders>
             <w:shd w:val="clear" w:color="auto" w:fill="D9E2F3"/>
-            <w:tcMar>
-              <w:top w:w="50" w:type="dxa"/>
-              <w:left w:w="90" w:type="dxa"/>
-              <w:bottom w:w="50" w:type="dxa"/>
-              <w:right w:w="90" w:type="dxa"/>
-            </w:tcMar>
             <w:vAlign w:val="center"/>
           </w:tcPr>
           <w:p>
@@ -1407,12 +1253,6 @@
               <w:right w:val="single" w:sz="6" w:space="0" w:color="1F3864"/>
             </w:tcBorders>
             <w:shd w:val="clear" w:color="auto" w:fill="4472C4"/>
-            <w:tcMar>
-              <w:top w:w="50" w:type="dxa"/>
-              <w:left w:w="90" w:type="dxa"/>
-              <w:bottom w:w="50" w:type="dxa"/>
-              <w:right w:w="90" w:type="dxa"/>
-            </w:tcMar>
             <w:vAlign w:val="center"/>
           </w:tcPr>
           <w:p>
@@ -1453,12 +1293,6 @@
               <w:right w:val="single" w:sz="6" w:space="0" w:color="1F3864"/>
             </w:tcBorders>
             <w:shd w:val="clear" w:color="auto" w:fill="4472C4"/>
-            <w:tcMar>
-              <w:top w:w="50" w:type="dxa"/>
-              <w:left w:w="90" w:type="dxa"/>
-              <w:bottom w:w="50" w:type="dxa"/>
-              <w:right w:w="90" w:type="dxa"/>
-            </w:tcMar>
             <w:vAlign w:val="center"/>
           </w:tcPr>
           <w:p>
@@ -1499,12 +1333,6 @@
               <w:right w:val="single" w:sz="6" w:space="0" w:color="1F3864"/>
             </w:tcBorders>
             <w:shd w:val="clear" w:color="auto" w:fill="4472C4"/>
-            <w:tcMar>
-              <w:top w:w="50" w:type="dxa"/>
-              <w:left w:w="90" w:type="dxa"/>
-              <w:bottom w:w="50" w:type="dxa"/>
-              <w:right w:w="90" w:type="dxa"/>
-            </w:tcMar>
             <w:vAlign w:val="center"/>
           </w:tcPr>
           <w:p>
@@ -1547,12 +1375,6 @@
               <w:right w:val="single" w:sz="6" w:space="0" w:color="1F3864"/>
             </w:tcBorders>
             <w:shd w:val="clear" w:color="auto" w:fill="D9E2F3"/>
-            <w:tcMar>
-              <w:top w:w="50" w:type="dxa"/>
-              <w:left w:w="90" w:type="dxa"/>
-              <w:bottom w:w="50" w:type="dxa"/>
-              <w:right w:w="90" w:type="dxa"/>
-            </w:tcMar>
             <w:vAlign w:val="center"/>
           </w:tcPr>
           <w:p>
@@ -1655,12 +1477,6 @@
               <w:right w:val="single" w:sz="6" w:space="0" w:color="1F3864"/>
             </w:tcBorders>
             <w:shd w:val="clear" w:color="auto" w:fill="D9E2F3"/>
-            <w:tcMar>
-              <w:top w:w="50" w:type="dxa"/>
-              <w:left w:w="90" w:type="dxa"/>
-              <w:bottom w:w="50" w:type="dxa"/>
-              <w:right w:w="90" w:type="dxa"/>
-            </w:tcMar>
             <w:vAlign w:val="center"/>
           </w:tcPr>
           <w:p>
@@ -1823,12 +1639,6 @@
               <w:right w:val="single" w:sz="6" w:space="0" w:color="1F3864"/>
             </w:tcBorders>
             <w:shd w:val="clear" w:color="auto" w:fill="D9E2F3"/>
-            <w:tcMar>
-              <w:top w:w="50" w:type="dxa"/>
-              <w:left w:w="90" w:type="dxa"/>
-              <w:bottom w:w="50" w:type="dxa"/>
-              <w:right w:w="90" w:type="dxa"/>
-            </w:tcMar>
             <w:vAlign w:val="center"/>
           </w:tcPr>
           <w:p>
@@ -2057,12 +1867,6 @@
               <w:right w:val="single" w:sz="6" w:space="0" w:color="1F3864"/>
             </w:tcBorders>
             <w:shd w:val="clear" w:color="auto" w:fill="4472C4"/>
-            <w:tcMar>
-              <w:top w:w="50" w:type="dxa"/>
-              <w:left w:w="90" w:type="dxa"/>
-              <w:bottom w:w="50" w:type="dxa"/>
-              <w:right w:w="90" w:type="dxa"/>
-            </w:tcMar>
             <w:vAlign w:val="center"/>
           </w:tcPr>
           <w:p>
@@ -2105,12 +1909,6 @@
               <w:right w:val="single" w:sz="6" w:space="0" w:color="1F3864"/>
             </w:tcBorders>
             <w:shd w:val="clear" w:color="auto" w:fill="4472C4"/>
-            <w:tcMar>
-              <w:top w:w="50" w:type="dxa"/>
-              <w:left w:w="90" w:type="dxa"/>
-              <w:bottom w:w="50" w:type="dxa"/>
-              <w:right w:w="90" w:type="dxa"/>
-            </w:tcMar>
             <w:vAlign w:val="center"/>
           </w:tcPr>
           <w:p>
@@ -2151,12 +1949,6 @@
               <w:right w:val="single" w:sz="6" w:space="0" w:color="1F3864"/>
             </w:tcBorders>
             <w:shd w:val="clear" w:color="auto" w:fill="4472C4"/>
-            <w:tcMar>
-              <w:top w:w="50" w:type="dxa"/>
-              <w:left w:w="90" w:type="dxa"/>
-              <w:bottom w:w="50" w:type="dxa"/>
-              <w:right w:w="90" w:type="dxa"/>
-            </w:tcMar>
             <w:vAlign w:val="center"/>
           </w:tcPr>
           <w:p>
@@ -2197,12 +1989,6 @@
               <w:right w:val="single" w:sz="6" w:space="0" w:color="1F3864"/>
             </w:tcBorders>
             <w:shd w:val="clear" w:color="auto" w:fill="4472C4"/>
-            <w:tcMar>
-              <w:top w:w="50" w:type="dxa"/>
-              <w:left w:w="90" w:type="dxa"/>
-              <w:bottom w:w="50" w:type="dxa"/>
-              <w:right w:w="90" w:type="dxa"/>
-            </w:tcMar>
             <w:vAlign w:val="center"/>
           </w:tcPr>
           <w:p>
@@ -2245,12 +2031,6 @@
               <w:right w:val="single" w:sz="6" w:space="0" w:color="1F3864"/>
             </w:tcBorders>
             <w:shd w:val="clear" w:color="auto" w:fill="D9E2F3"/>
-            <w:tcMar>
-              <w:top w:w="50" w:type="dxa"/>
-              <w:left w:w="90" w:type="dxa"/>
-              <w:bottom w:w="50" w:type="dxa"/>
-              <w:right w:w="90" w:type="dxa"/>
-            </w:tcMar>
             <w:vAlign w:val="center"/>
           </w:tcPr>
           <w:p>
@@ -2337,12 +2117,6 @@
               <w:right w:val="single" w:sz="6" w:space="0" w:color="1F3864"/>
             </w:tcBorders>
             <w:shd w:val="clear" w:color="auto" w:fill="D9E2F3"/>
-            <w:tcMar>
-              <w:top w:w="50" w:type="dxa"/>
-              <w:left w:w="90" w:type="dxa"/>
-              <w:bottom w:w="50" w:type="dxa"/>
-              <w:right w:w="90" w:type="dxa"/>
-            </w:tcMar>
             <w:vAlign w:val="center"/>
           </w:tcPr>
           <w:p>
@@ -2758,12 +2532,6 @@
               <w:right w:val="single" w:sz="6" w:space="0" w:color="1F3864"/>
             </w:tcBorders>
             <w:shd w:val="clear" w:color="auto" w:fill="D9E2F3"/>
-            <w:tcMar>
-              <w:top w:w="50" w:type="dxa"/>
-              <w:left w:w="90" w:type="dxa"/>
-              <w:bottom w:w="50" w:type="dxa"/>
-              <w:right w:w="90" w:type="dxa"/>
-            </w:tcMar>
             <w:vAlign w:val="center"/>
           </w:tcPr>
           <w:p>
@@ -2838,12 +2606,6 @@
               <w:right w:val="single" w:sz="6" w:space="0" w:color="1F3864"/>
             </w:tcBorders>
             <w:shd w:val="clear" w:color="auto" w:fill="D9E2F3"/>
-            <w:tcMar>
-              <w:top w:w="50" w:type="dxa"/>
-              <w:left w:w="90" w:type="dxa"/>
-              <w:bottom w:w="50" w:type="dxa"/>
-              <w:right w:w="90" w:type="dxa"/>
-            </w:tcMar>
             <w:vAlign w:val="center"/>
           </w:tcPr>
           <w:p>
@@ -2892,12 +2654,6 @@
               <w:right w:val="single" w:sz="6" w:space="0" w:color="1F3864"/>
             </w:tcBorders>
             <w:shd w:val="clear" w:color="auto" w:fill="4472C4"/>
-            <w:tcMar>
-              <w:top w:w="50" w:type="dxa"/>
-              <w:left w:w="90" w:type="dxa"/>
-              <w:bottom w:w="50" w:type="dxa"/>
-              <w:right w:w="90" w:type="dxa"/>
-            </w:tcMar>
             <w:vAlign w:val="center"/>
           </w:tcPr>
           <w:p>
@@ -2938,12 +2694,6 @@
               <w:right w:val="single" w:sz="6" w:space="0" w:color="1F3864"/>
             </w:tcBorders>
             <w:shd w:val="clear" w:color="auto" w:fill="4472C4"/>
-            <w:tcMar>
-              <w:top w:w="50" w:type="dxa"/>
-              <w:left w:w="90" w:type="dxa"/>
-              <w:bottom w:w="50" w:type="dxa"/>
-              <w:right w:w="90" w:type="dxa"/>
-            </w:tcMar>
             <w:vAlign w:val="center"/>
           </w:tcPr>
           <w:p>
@@ -2984,12 +2734,6 @@
               <w:right w:val="single" w:sz="6" w:space="0" w:color="1F3864"/>
             </w:tcBorders>
             <w:shd w:val="clear" w:color="auto" w:fill="4472C4"/>
-            <w:tcMar>
-              <w:top w:w="50" w:type="dxa"/>
-              <w:left w:w="90" w:type="dxa"/>
-              <w:bottom w:w="50" w:type="dxa"/>
-              <w:right w:w="90" w:type="dxa"/>
-            </w:tcMar>
             <w:vAlign w:val="center"/>
           </w:tcPr>
           <w:p>
@@ -3032,12 +2776,6 @@
               <w:right w:val="single" w:sz="6" w:space="0" w:color="1F3864"/>
             </w:tcBorders>
             <w:shd w:val="clear" w:color="auto" w:fill="D9E2F3"/>
-            <w:tcMar>
-              <w:top w:w="50" w:type="dxa"/>
-              <w:left w:w="90" w:type="dxa"/>
-              <w:bottom w:w="50" w:type="dxa"/>
-              <w:right w:w="90" w:type="dxa"/>
-            </w:tcMar>
             <w:vAlign w:val="center"/>
           </w:tcPr>
           <w:p>
@@ -3156,12 +2894,6 @@
               <w:right w:val="single" w:sz="6" w:space="0" w:color="1F3864"/>
             </w:tcBorders>
             <w:shd w:val="clear" w:color="auto" w:fill="D9E2F3"/>
-            <w:tcMar>
-              <w:top w:w="50" w:type="dxa"/>
-              <w:left w:w="90" w:type="dxa"/>
-              <w:bottom w:w="50" w:type="dxa"/>
-              <w:right w:w="90" w:type="dxa"/>
-            </w:tcMar>
             <w:vAlign w:val="center"/>
           </w:tcPr>
           <w:p>
@@ -3322,12 +3054,6 @@
               <w:right w:val="single" w:sz="6" w:space="0" w:color="1F3864"/>
             </w:tcBorders>
             <w:shd w:val="clear" w:color="auto" w:fill="D9E2F3"/>
-            <w:tcMar>
-              <w:top w:w="50" w:type="dxa"/>
-              <w:left w:w="90" w:type="dxa"/>
-              <w:bottom w:w="50" w:type="dxa"/>
-              <w:right w:w="90" w:type="dxa"/>
-            </w:tcMar>
             <w:vAlign w:val="center"/>
           </w:tcPr>
           <w:p>
@@ -3564,12 +3290,6 @@
               <w:right w:val="single" w:sz="6" w:space="0" w:color="1F3864"/>
             </w:tcBorders>
             <w:shd w:val="clear" w:color="auto" w:fill="4472C4"/>
-            <w:tcMar>
-              <w:top w:w="50" w:type="dxa"/>
-              <w:left w:w="90" w:type="dxa"/>
-              <w:bottom w:w="50" w:type="dxa"/>
-              <w:right w:w="90" w:type="dxa"/>
-            </w:tcMar>
             <w:vAlign w:val="center"/>
           </w:tcPr>
           <w:p>
@@ -3613,12 +3333,6 @@
               <w:right w:val="single" w:sz="6" w:space="0" w:color="1F3864"/>
             </w:tcBorders>
             <w:shd w:val="clear" w:color="auto" w:fill="4472C4"/>
-            <w:tcMar>
-              <w:top w:w="50" w:type="dxa"/>
-              <w:left w:w="90" w:type="dxa"/>
-              <w:bottom w:w="50" w:type="dxa"/>
-              <w:right w:w="90" w:type="dxa"/>
-            </w:tcMar>
             <w:vAlign w:val="center"/>
           </w:tcPr>
           <w:p>
@@ -3659,12 +3373,6 @@
               <w:right w:val="single" w:sz="6" w:space="0" w:color="1F3864"/>
             </w:tcBorders>
             <w:shd w:val="clear" w:color="auto" w:fill="4472C4"/>
-            <w:tcMar>
-              <w:top w:w="50" w:type="dxa"/>
-              <w:left w:w="90" w:type="dxa"/>
-              <w:bottom w:w="50" w:type="dxa"/>
-              <w:right w:w="90" w:type="dxa"/>
-            </w:tcMar>
             <w:vAlign w:val="center"/>
           </w:tcPr>
           <w:p>
@@ -3705,12 +3413,6 @@
               <w:right w:val="single" w:sz="6" w:space="0" w:color="1F3864"/>
             </w:tcBorders>
             <w:shd w:val="clear" w:color="auto" w:fill="4472C4"/>
-            <w:tcMar>
-              <w:top w:w="50" w:type="dxa"/>
-              <w:left w:w="90" w:type="dxa"/>
-              <w:bottom w:w="50" w:type="dxa"/>
-              <w:right w:w="90" w:type="dxa"/>
-            </w:tcMar>
             <w:vAlign w:val="center"/>
           </w:tcPr>
           <w:p>
@@ -3753,12 +3455,6 @@
               <w:right w:val="single" w:sz="6" w:space="0" w:color="1F3864"/>
             </w:tcBorders>
             <w:shd w:val="clear" w:color="auto" w:fill="D9E2F3"/>
-            <w:tcMar>
-              <w:top w:w="50" w:type="dxa"/>
-              <w:left w:w="90" w:type="dxa"/>
-              <w:bottom w:w="50" w:type="dxa"/>
-              <w:right w:w="90" w:type="dxa"/>
-            </w:tcMar>
             <w:vAlign w:val="center"/>
           </w:tcPr>
           <w:p>
@@ -3845,12 +3541,6 @@
               <w:right w:val="single" w:sz="6" w:space="0" w:color="1F3864"/>
             </w:tcBorders>
             <w:shd w:val="clear" w:color="auto" w:fill="D9E2F3"/>
-            <w:tcMar>
-              <w:top w:w="50" w:type="dxa"/>
-              <w:left w:w="90" w:type="dxa"/>
-              <w:bottom w:w="50" w:type="dxa"/>
-              <w:right w:w="90" w:type="dxa"/>
-            </w:tcMar>
             <w:vAlign w:val="center"/>
           </w:tcPr>
           <w:p>
@@ -4108,12 +3798,6 @@
               <w:right w:val="single" w:sz="6" w:space="0" w:color="1F3864"/>
             </w:tcBorders>
             <w:shd w:val="clear" w:color="auto" w:fill="D9E2F3"/>
-            <w:tcMar>
-              <w:top w:w="50" w:type="dxa"/>
-              <w:left w:w="90" w:type="dxa"/>
-              <w:bottom w:w="50" w:type="dxa"/>
-              <w:right w:w="90" w:type="dxa"/>
-            </w:tcMar>
             <w:vAlign w:val="center"/>
           </w:tcPr>
           <w:p>
@@ -4154,12 +3838,6 @@
               <w:right w:val="single" w:sz="6" w:space="0" w:color="1F3864"/>
             </w:tcBorders>
             <w:shd w:val="clear" w:color="auto" w:fill="D9E2F3"/>
-            <w:tcMar>
-              <w:top w:w="50" w:type="dxa"/>
-              <w:left w:w="90" w:type="dxa"/>
-              <w:bottom w:w="50" w:type="dxa"/>
-              <w:right w:w="90" w:type="dxa"/>
-            </w:tcMar>
             <w:vAlign w:val="center"/>
           </w:tcPr>
           <w:p>
@@ -4207,12 +3885,6 @@
               <w:right w:val="single" w:sz="6" w:space="0" w:color="1F3864"/>
             </w:tcBorders>
             <w:shd w:val="clear" w:color="auto" w:fill="4472C4"/>
-            <w:tcMar>
-              <w:top w:w="50" w:type="dxa"/>
-              <w:left w:w="90" w:type="dxa"/>
-              <w:bottom w:w="50" w:type="dxa"/>
-              <w:right w:w="90" w:type="dxa"/>
-            </w:tcMar>
             <w:vAlign w:val="center"/>
           </w:tcPr>
           <w:p>
@@ -4253,12 +3925,6 @@
               <w:right w:val="single" w:sz="6" w:space="0" w:color="1F3864"/>
             </w:tcBorders>
             <w:shd w:val="clear" w:color="auto" w:fill="4472C4"/>
-            <w:tcMar>
-              <w:top w:w="50" w:type="dxa"/>
-              <w:left w:w="90" w:type="dxa"/>
-              <w:bottom w:w="50" w:type="dxa"/>
-              <w:right w:w="90" w:type="dxa"/>
-            </w:tcMar>
             <w:vAlign w:val="center"/>
           </w:tcPr>
           <w:p>
@@ -4299,12 +3965,6 @@
               <w:right w:val="single" w:sz="6" w:space="0" w:color="1F3864"/>
             </w:tcBorders>
             <w:shd w:val="clear" w:color="auto" w:fill="4472C4"/>
-            <w:tcMar>
-              <w:top w:w="50" w:type="dxa"/>
-              <w:left w:w="90" w:type="dxa"/>
-              <w:bottom w:w="50" w:type="dxa"/>
-              <w:right w:w="90" w:type="dxa"/>
-            </w:tcMar>
             <w:vAlign w:val="center"/>
           </w:tcPr>
           <w:p>
@@ -4347,12 +4007,6 @@
               <w:right w:val="single" w:sz="6" w:space="0" w:color="1F3864"/>
             </w:tcBorders>
             <w:shd w:val="clear" w:color="auto" w:fill="D9E2F3"/>
-            <w:tcMar>
-              <w:top w:w="50" w:type="dxa"/>
-              <w:left w:w="90" w:type="dxa"/>
-              <w:bottom w:w="50" w:type="dxa"/>
-              <w:right w:w="90" w:type="dxa"/>
-            </w:tcMar>
             <w:vAlign w:val="center"/>
           </w:tcPr>
           <w:p>
@@ -4545,12 +4199,6 @@
               <w:right w:val="single" w:sz="6" w:space="0" w:color="1F3864"/>
             </w:tcBorders>
             <w:shd w:val="clear" w:color="auto" w:fill="D9E2F3"/>
-            <w:tcMar>
-              <w:top w:w="50" w:type="dxa"/>
-              <w:left w:w="90" w:type="dxa"/>
-              <w:bottom w:w="50" w:type="dxa"/>
-              <w:right w:w="90" w:type="dxa"/>
-            </w:tcMar>
             <w:vAlign w:val="center"/>
           </w:tcPr>
           <w:p>
@@ -4889,12 +4537,6 @@
               <w:right w:val="single" w:sz="6" w:space="0" w:color="1F3864"/>
             </w:tcBorders>
             <w:shd w:val="clear" w:color="auto" w:fill="D9E2F3"/>
-            <w:tcMar>
-              <w:top w:w="50" w:type="dxa"/>
-              <w:left w:w="90" w:type="dxa"/>
-              <w:bottom w:w="50" w:type="dxa"/>
-              <w:right w:w="90" w:type="dxa"/>
-            </w:tcMar>
             <w:vAlign w:val="center"/>
           </w:tcPr>
           <w:p>
@@ -5117,12 +4759,6 @@
               <w:right w:val="single" w:sz="6" w:space="0" w:color="1F3864"/>
             </w:tcBorders>
             <w:shd w:val="clear" w:color="auto" w:fill="4472C4"/>
-            <w:tcMar>
-              <w:top w:w="50" w:type="dxa"/>
-              <w:left w:w="90" w:type="dxa"/>
-              <w:bottom w:w="50" w:type="dxa"/>
-              <w:right w:w="90" w:type="dxa"/>
-            </w:tcMar>
             <w:vAlign w:val="center"/>
           </w:tcPr>
           <w:p>
@@ -5165,12 +4801,6 @@
               <w:right w:val="single" w:sz="6" w:space="0" w:color="1F3864"/>
             </w:tcBorders>
             <w:shd w:val="clear" w:color="auto" w:fill="4472C4"/>
-            <w:tcMar>
-              <w:top w:w="50" w:type="dxa"/>
-              <w:left w:w="90" w:type="dxa"/>
-              <w:bottom w:w="50" w:type="dxa"/>
-              <w:right w:w="90" w:type="dxa"/>
-            </w:tcMar>
             <w:vAlign w:val="center"/>
           </w:tcPr>
           <w:p>
@@ -5211,12 +4841,6 @@
               <w:right w:val="single" w:sz="6" w:space="0" w:color="1F3864"/>
             </w:tcBorders>
             <w:shd w:val="clear" w:color="auto" w:fill="4472C4"/>
-            <w:tcMar>
-              <w:top w:w="50" w:type="dxa"/>
-              <w:left w:w="90" w:type="dxa"/>
-              <w:bottom w:w="50" w:type="dxa"/>
-              <w:right w:w="90" w:type="dxa"/>
-            </w:tcMar>
             <w:vAlign w:val="center"/>
           </w:tcPr>
           <w:p>
@@ -5257,12 +4881,6 @@
               <w:right w:val="single" w:sz="6" w:space="0" w:color="1F3864"/>
             </w:tcBorders>
             <w:shd w:val="clear" w:color="auto" w:fill="4472C4"/>
-            <w:tcMar>
-              <w:top w:w="50" w:type="dxa"/>
-              <w:left w:w="90" w:type="dxa"/>
-              <w:bottom w:w="50" w:type="dxa"/>
-              <w:right w:w="90" w:type="dxa"/>
-            </w:tcMar>
             <w:vAlign w:val="center"/>
           </w:tcPr>
           <w:p>
@@ -5305,12 +4923,6 @@
               <w:right w:val="single" w:sz="6" w:space="0" w:color="1F3864"/>
             </w:tcBorders>
             <w:shd w:val="clear" w:color="auto" w:fill="D9E2F3"/>
-            <w:tcMar>
-              <w:top w:w="50" w:type="dxa"/>
-              <w:left w:w="90" w:type="dxa"/>
-              <w:bottom w:w="50" w:type="dxa"/>
-              <w:right w:w="90" w:type="dxa"/>
-            </w:tcMar>
             <w:vAlign w:val="center"/>
           </w:tcPr>
           <w:p>
@@ -5343,12 +4955,6 @@
               <w:right w:val="single" w:sz="6" w:space="0" w:color="1F3864"/>
             </w:tcBorders>
             <w:shd w:val="clear" w:color="auto" w:fill="D9E2F3"/>
-            <w:tcMar>
-              <w:top w:w="50" w:type="dxa"/>
-              <w:left w:w="90" w:type="dxa"/>
-              <w:bottom w:w="50" w:type="dxa"/>
-              <w:right w:w="90" w:type="dxa"/>
-            </w:tcMar>
             <w:vAlign w:val="center"/>
           </w:tcPr>
           <w:p>
@@ -5612,12 +5218,6 @@
               <w:right w:val="single" w:sz="6" w:space="0" w:color="1F3864"/>
             </w:tcBorders>
             <w:shd w:val="clear" w:color="auto" w:fill="D9E2F3"/>
-            <w:tcMar>
-              <w:top w:w="50" w:type="dxa"/>
-              <w:left w:w="90" w:type="dxa"/>
-              <w:bottom w:w="50" w:type="dxa"/>
-              <w:right w:w="90" w:type="dxa"/>
-            </w:tcMar>
             <w:vAlign w:val="center"/>
           </w:tcPr>
           <w:p>
@@ -5659,12 +5259,6 @@
               <w:right w:val="single" w:sz="6" w:space="0" w:color="1F3864"/>
             </w:tcBorders>
             <w:shd w:val="clear" w:color="auto" w:fill="D9E2F3"/>
-            <w:tcMar>
-              <w:top w:w="50" w:type="dxa"/>
-              <w:left w:w="90" w:type="dxa"/>
-              <w:bottom w:w="50" w:type="dxa"/>
-              <w:right w:w="90" w:type="dxa"/>
-            </w:tcMar>
             <w:vAlign w:val="center"/>
           </w:tcPr>
           <w:p>
@@ -5731,12 +5325,6 @@
               <w:right w:val="single" w:sz="6" w:space="0" w:color="1F3864"/>
             </w:tcBorders>
             <w:shd w:val="clear" w:color="auto" w:fill="4472C4"/>
-            <w:tcMar>
-              <w:top w:w="50" w:type="dxa"/>
-              <w:left w:w="90" w:type="dxa"/>
-              <w:bottom w:w="50" w:type="dxa"/>
-              <w:right w:w="90" w:type="dxa"/>
-            </w:tcMar>
             <w:vAlign w:val="center"/>
           </w:tcPr>
           <w:p>
@@ -5777,12 +5365,6 @@
               <w:right w:val="single" w:sz="6" w:space="0" w:color="1F3864"/>
             </w:tcBorders>
             <w:shd w:val="clear" w:color="auto" w:fill="4472C4"/>
-            <w:tcMar>
-              <w:top w:w="50" w:type="dxa"/>
-              <w:left w:w="90" w:type="dxa"/>
-              <w:bottom w:w="50" w:type="dxa"/>
-              <w:right w:w="90" w:type="dxa"/>
-            </w:tcMar>
             <w:vAlign w:val="center"/>
           </w:tcPr>
           <w:p>
@@ -5823,12 +5405,6 @@
               <w:right w:val="single" w:sz="6" w:space="0" w:color="1F3864"/>
             </w:tcBorders>
             <w:shd w:val="clear" w:color="auto" w:fill="4472C4"/>
-            <w:tcMar>
-              <w:top w:w="50" w:type="dxa"/>
-              <w:left w:w="90" w:type="dxa"/>
-              <w:bottom w:w="50" w:type="dxa"/>
-              <w:right w:w="90" w:type="dxa"/>
-            </w:tcMar>
             <w:vAlign w:val="center"/>
           </w:tcPr>
           <w:p>
@@ -5871,12 +5447,6 @@
               <w:right w:val="single" w:sz="6" w:space="0" w:color="1F3864"/>
             </w:tcBorders>
             <w:shd w:val="clear" w:color="auto" w:fill="D9E2F3"/>
-            <w:tcMar>
-              <w:top w:w="50" w:type="dxa"/>
-              <w:left w:w="90" w:type="dxa"/>
-              <w:bottom w:w="50" w:type="dxa"/>
-              <w:right w:w="90" w:type="dxa"/>
-            </w:tcMar>
             <w:vAlign w:val="center"/>
           </w:tcPr>
           <w:p>
@@ -6035,12 +5605,6 @@
               <w:right w:val="single" w:sz="6" w:space="0" w:color="1F3864"/>
             </w:tcBorders>
             <w:shd w:val="clear" w:color="auto" w:fill="D9E2F3"/>
-            <w:tcMar>
-              <w:top w:w="50" w:type="dxa"/>
-              <w:left w:w="90" w:type="dxa"/>
-              <w:bottom w:w="50" w:type="dxa"/>
-              <w:right w:w="90" w:type="dxa"/>
-            </w:tcMar>
             <w:vAlign w:val="center"/>
           </w:tcPr>
           <w:p>
@@ -6230,12 +5794,6 @@
               <w:right w:val="single" w:sz="6" w:space="0" w:color="1F3864"/>
             </w:tcBorders>
             <w:shd w:val="clear" w:color="auto" w:fill="D9E2F3"/>
-            <w:tcMar>
-              <w:top w:w="50" w:type="dxa"/>
-              <w:left w:w="90" w:type="dxa"/>
-              <w:bottom w:w="50" w:type="dxa"/>
-              <w:right w:w="90" w:type="dxa"/>
-            </w:tcMar>
             <w:vAlign w:val="center"/>
           </w:tcPr>
           <w:p>
@@ -6480,12 +6038,6 @@
               <w:right w:val="single" w:sz="6" w:space="0" w:color="1F3864"/>
             </w:tcBorders>
             <w:shd w:val="clear" w:color="auto" w:fill="4472C4"/>
-            <w:tcMar>
-              <w:top w:w="50" w:type="dxa"/>
-              <w:left w:w="90" w:type="dxa"/>
-              <w:bottom w:w="50" w:type="dxa"/>
-              <w:right w:w="90" w:type="dxa"/>
-            </w:tcMar>
             <w:vAlign w:val="center"/>
           </w:tcPr>
           <w:p>
@@ -6528,12 +6080,6 @@
               <w:right w:val="single" w:sz="6" w:space="0" w:color="1F3864"/>
             </w:tcBorders>
             <w:shd w:val="clear" w:color="auto" w:fill="4472C4"/>
-            <w:tcMar>
-              <w:top w:w="50" w:type="dxa"/>
-              <w:left w:w="90" w:type="dxa"/>
-              <w:bottom w:w="50" w:type="dxa"/>
-              <w:right w:w="90" w:type="dxa"/>
-            </w:tcMar>
             <w:vAlign w:val="center"/>
           </w:tcPr>
           <w:p>
@@ -6574,12 +6120,6 @@
               <w:right w:val="single" w:sz="6" w:space="0" w:color="1F3864"/>
             </w:tcBorders>
             <w:shd w:val="clear" w:color="auto" w:fill="4472C4"/>
-            <w:tcMar>
-              <w:top w:w="50" w:type="dxa"/>
-              <w:left w:w="90" w:type="dxa"/>
-              <w:bottom w:w="50" w:type="dxa"/>
-              <w:right w:w="90" w:type="dxa"/>
-            </w:tcMar>
             <w:vAlign w:val="center"/>
           </w:tcPr>
           <w:p>
@@ -6620,12 +6160,6 @@
               <w:right w:val="single" w:sz="6" w:space="0" w:color="1F3864"/>
             </w:tcBorders>
             <w:shd w:val="clear" w:color="auto" w:fill="4472C4"/>
-            <w:tcMar>
-              <w:top w:w="50" w:type="dxa"/>
-              <w:left w:w="90" w:type="dxa"/>
-              <w:bottom w:w="50" w:type="dxa"/>
-              <w:right w:w="90" w:type="dxa"/>
-            </w:tcMar>
             <w:vAlign w:val="center"/>
           </w:tcPr>
           <w:p>
@@ -6668,12 +6202,6 @@
               <w:right w:val="single" w:sz="6" w:space="0" w:color="1F3864"/>
             </w:tcBorders>
             <w:shd w:val="clear" w:color="auto" w:fill="D9E2F3"/>
-            <w:tcMar>
-              <w:top w:w="50" w:type="dxa"/>
-              <w:left w:w="90" w:type="dxa"/>
-              <w:bottom w:w="50" w:type="dxa"/>
-              <w:right w:w="90" w:type="dxa"/>
-            </w:tcMar>
             <w:vAlign w:val="center"/>
           </w:tcPr>
           <w:p>
@@ -6706,12 +6234,6 @@
               <w:right w:val="single" w:sz="6" w:space="0" w:color="1F3864"/>
             </w:tcBorders>
             <w:shd w:val="clear" w:color="auto" w:fill="D9E2F3"/>
-            <w:tcMar>
-              <w:top w:w="50" w:type="dxa"/>
-              <w:left w:w="90" w:type="dxa"/>
-              <w:bottom w:w="50" w:type="dxa"/>
-              <w:right w:w="90" w:type="dxa"/>
-            </w:tcMar>
             <w:vAlign w:val="center"/>
           </w:tcPr>
           <w:p>
@@ -6909,12 +6431,6 @@
               <w:right w:val="single" w:sz="6" w:space="0" w:color="1F3864"/>
             </w:tcBorders>
             <w:shd w:val="clear" w:color="auto" w:fill="D9E2F3"/>
-            <w:tcMar>
-              <w:top w:w="50" w:type="dxa"/>
-              <w:left w:w="90" w:type="dxa"/>
-              <w:bottom w:w="50" w:type="dxa"/>
-              <w:right w:w="90" w:type="dxa"/>
-            </w:tcMar>
             <w:vAlign w:val="center"/>
           </w:tcPr>
           <w:p>
@@ -6963,12 +6479,6 @@
               <w:right w:val="single" w:sz="6" w:space="0" w:color="1F3864"/>
             </w:tcBorders>
             <w:shd w:val="clear" w:color="auto" w:fill="D9E2F3"/>
-            <w:tcMar>
-              <w:top w:w="50" w:type="dxa"/>
-              <w:left w:w="90" w:type="dxa"/>
-              <w:bottom w:w="50" w:type="dxa"/>
-              <w:right w:w="90" w:type="dxa"/>
-            </w:tcMar>
             <w:vAlign w:val="center"/>
           </w:tcPr>
           <w:p>
@@ -7034,12 +6544,6 @@
               <w:right w:val="single" w:sz="6" w:space="0" w:color="1F3864"/>
             </w:tcBorders>
             <w:shd w:val="clear" w:color="auto" w:fill="4472C4"/>
-            <w:tcMar>
-              <w:top w:w="50" w:type="dxa"/>
-              <w:left w:w="90" w:type="dxa"/>
-              <w:bottom w:w="50" w:type="dxa"/>
-              <w:right w:w="90" w:type="dxa"/>
-            </w:tcMar>
             <w:vAlign w:val="center"/>
           </w:tcPr>
           <w:p>
@@ -7080,12 +6584,6 @@
               <w:right w:val="single" w:sz="6" w:space="0" w:color="1F3864"/>
             </w:tcBorders>
             <w:shd w:val="clear" w:color="auto" w:fill="4472C4"/>
-            <w:tcMar>
-              <w:top w:w="50" w:type="dxa"/>
-              <w:left w:w="90" w:type="dxa"/>
-              <w:bottom w:w="50" w:type="dxa"/>
-              <w:right w:w="90" w:type="dxa"/>
-            </w:tcMar>
             <w:vAlign w:val="center"/>
           </w:tcPr>
           <w:p>
@@ -7126,12 +6624,6 @@
               <w:right w:val="single" w:sz="6" w:space="0" w:color="1F3864"/>
             </w:tcBorders>
             <w:shd w:val="clear" w:color="auto" w:fill="4472C4"/>
-            <w:tcMar>
-              <w:top w:w="50" w:type="dxa"/>
-              <w:left w:w="90" w:type="dxa"/>
-              <w:bottom w:w="50" w:type="dxa"/>
-              <w:right w:w="90" w:type="dxa"/>
-            </w:tcMar>
             <w:vAlign w:val="center"/>
           </w:tcPr>
           <w:p>
@@ -7174,12 +6666,6 @@
               <w:right w:val="single" w:sz="6" w:space="0" w:color="1F3864"/>
             </w:tcBorders>
             <w:shd w:val="clear" w:color="auto" w:fill="D9E2F3"/>
-            <w:tcMar>
-              <w:top w:w="50" w:type="dxa"/>
-              <w:left w:w="90" w:type="dxa"/>
-              <w:bottom w:w="50" w:type="dxa"/>
-              <w:right w:w="90" w:type="dxa"/>
-            </w:tcMar>
             <w:vAlign w:val="center"/>
           </w:tcPr>
           <w:p>
@@ -7326,12 +6812,6 @@
               <w:right w:val="single" w:sz="6" w:space="0" w:color="1F3864"/>
             </w:tcBorders>
             <w:shd w:val="clear" w:color="auto" w:fill="D9E2F3"/>
-            <w:tcMar>
-              <w:top w:w="50" w:type="dxa"/>
-              <w:left w:w="90" w:type="dxa"/>
-              <w:bottom w:w="50" w:type="dxa"/>
-              <w:right w:w="90" w:type="dxa"/>
-            </w:tcMar>
             <w:vAlign w:val="center"/>
           </w:tcPr>
           <w:p>
@@ -7583,12 +7063,6 @@
               <w:right w:val="single" w:sz="6" w:space="0" w:color="1F3864"/>
             </w:tcBorders>
             <w:shd w:val="clear" w:color="auto" w:fill="D9E2F3"/>
-            <w:tcMar>
-              <w:top w:w="50" w:type="dxa"/>
-              <w:left w:w="90" w:type="dxa"/>
-              <w:bottom w:w="50" w:type="dxa"/>
-              <w:right w:w="90" w:type="dxa"/>
-            </w:tcMar>
             <w:vAlign w:val="center"/>
           </w:tcPr>
           <w:p>
@@ -7847,12 +7321,6 @@
               <w:right w:val="single" w:sz="6" w:space="0" w:color="1F3864"/>
             </w:tcBorders>
             <w:shd w:val="clear" w:color="auto" w:fill="4472C4"/>
-            <w:tcMar>
-              <w:top w:w="50" w:type="dxa"/>
-              <w:left w:w="90" w:type="dxa"/>
-              <w:bottom w:w="50" w:type="dxa"/>
-              <w:right w:w="90" w:type="dxa"/>
-            </w:tcMar>
             <w:vAlign w:val="center"/>
           </w:tcPr>
           <w:p>
@@ -7896,12 +7364,6 @@
               <w:right w:val="single" w:sz="6" w:space="0" w:color="1F3864"/>
             </w:tcBorders>
             <w:shd w:val="clear" w:color="auto" w:fill="4472C4"/>
-            <w:tcMar>
-              <w:top w:w="50" w:type="dxa"/>
-              <w:left w:w="90" w:type="dxa"/>
-              <w:bottom w:w="50" w:type="dxa"/>
-              <w:right w:w="90" w:type="dxa"/>
-            </w:tcMar>
             <w:vAlign w:val="center"/>
           </w:tcPr>
           <w:p>
@@ -7942,12 +7404,6 @@
               <w:right w:val="single" w:sz="6" w:space="0" w:color="1F3864"/>
             </w:tcBorders>
             <w:shd w:val="clear" w:color="auto" w:fill="4472C4"/>
-            <w:tcMar>
-              <w:top w:w="50" w:type="dxa"/>
-              <w:left w:w="90" w:type="dxa"/>
-              <w:bottom w:w="50" w:type="dxa"/>
-              <w:right w:w="90" w:type="dxa"/>
-            </w:tcMar>
             <w:vAlign w:val="center"/>
           </w:tcPr>
           <w:p>
@@ -7988,12 +7444,6 @@
               <w:right w:val="single" w:sz="6" w:space="0" w:color="1F3864"/>
             </w:tcBorders>
             <w:shd w:val="clear" w:color="auto" w:fill="4472C4"/>
-            <w:tcMar>
-              <w:top w:w="50" w:type="dxa"/>
-              <w:left w:w="90" w:type="dxa"/>
-              <w:bottom w:w="50" w:type="dxa"/>
-              <w:right w:w="90" w:type="dxa"/>
-            </w:tcMar>
             <w:vAlign w:val="center"/>
           </w:tcPr>
           <w:p>
@@ -8036,12 +7486,6 @@
               <w:right w:val="single" w:sz="6" w:space="0" w:color="1F3864"/>
             </w:tcBorders>
             <w:shd w:val="clear" w:color="auto" w:fill="D9E2F3"/>
-            <w:tcMar>
-              <w:top w:w="50" w:type="dxa"/>
-              <w:left w:w="90" w:type="dxa"/>
-              <w:bottom w:w="50" w:type="dxa"/>
-              <w:right w:w="90" w:type="dxa"/>
-            </w:tcMar>
             <w:vAlign w:val="center"/>
           </w:tcPr>
           <w:p>
@@ -8084,12 +7528,6 @@
               <w:right w:val="single" w:sz="6" w:space="0" w:color="1F3864"/>
             </w:tcBorders>
             <w:shd w:val="clear" w:color="auto" w:fill="D9E2F3"/>
-            <w:tcMar>
-              <w:top w:w="50" w:type="dxa"/>
-              <w:left w:w="90" w:type="dxa"/>
-              <w:bottom w:w="50" w:type="dxa"/>
-              <w:right w:w="90" w:type="dxa"/>
-            </w:tcMar>
             <w:vAlign w:val="center"/>
           </w:tcPr>
           <w:p>
@@ -8336,12 +7774,6 @@
               <w:right w:val="single" w:sz="6" w:space="0" w:color="1F3864"/>
             </w:tcBorders>
             <w:shd w:val="clear" w:color="auto" w:fill="D9E2F3"/>
-            <w:tcMar>
-              <w:top w:w="50" w:type="dxa"/>
-              <w:left w:w="90" w:type="dxa"/>
-              <w:bottom w:w="50" w:type="dxa"/>
-              <w:right w:w="90" w:type="dxa"/>
-            </w:tcMar>
             <w:vAlign w:val="center"/>
           </w:tcPr>
           <w:p>
@@ -8379,6 +7811,60 @@
           </w:p>
         </w:tc>
       </w:tr>
+    </w:tbl>
+    <w:p>
+      <w:pPr>
+        <w:spacing w:before="0" w:after="0" w:line="240" w:lineRule="auto"/>
+        <w:rPr>
+          <w:sz w:val="18"/>
+          <w:szCs w:val="18"/>
+        </w:rPr>
+      </w:pPr>
+    </w:p>
+    <w:tbl>
+      <w:tblPr>
+        <w:tblW w:w="9405" w:type="dxa"/>
+        <w:jc w:val="center"/>
+        <w:tblBorders>
+          <w:top w:val="single" w:sz="6" w:space="0" w:color="1F3864"/>
+          <w:left w:val="single" w:sz="6" w:space="0" w:color="1F3864"/>
+          <w:bottom w:val="single" w:sz="6" w:space="0" w:color="1F3864"/>
+          <w:right w:val="single" w:sz="6" w:space="0" w:color="1F3864"/>
+          <w:insideH w:val="single" w:sz="6" w:space="0" w:color="1F3864"/>
+          <w:insideV w:val="single" w:sz="6" w:space="0" w:color="1F3864"/>
+        </w:tblBorders>
+        <w:tblLayout w:type="fixed"/>
+        <w:tblCellMar>
+          <w:top w:w="40" w:type="dxa"/>
+          <w:left w:w="90" w:type="dxa"/>
+          <w:bottom w:w="40" w:type="dxa"/>
+          <w:right w:w="90" w:type="dxa"/>
+        </w:tblCellMar>
+        <w:tblLook w:val="0000" w:firstRow="0" w:lastRow="0" w:firstColumn="0" w:lastColumn="0" w:noHBand="0" w:noVBand="0"/>
+      </w:tblPr>
+      <w:tblGrid>
+        <w:gridCol w:w="1145"/>
+        <w:gridCol w:w="381"/>
+        <w:gridCol w:w="354"/>
+        <w:gridCol w:w="411"/>
+        <w:gridCol w:w="765"/>
+        <w:gridCol w:w="382"/>
+        <w:gridCol w:w="31"/>
+        <w:gridCol w:w="290"/>
+        <w:gridCol w:w="825"/>
+        <w:gridCol w:w="765"/>
+        <w:gridCol w:w="32"/>
+        <w:gridCol w:w="258"/>
+        <w:gridCol w:w="92"/>
+        <w:gridCol w:w="382"/>
+        <w:gridCol w:w="382"/>
+        <w:gridCol w:w="382"/>
+        <w:gridCol w:w="383"/>
+        <w:gridCol w:w="257"/>
+        <w:gridCol w:w="124"/>
+        <w:gridCol w:w="161"/>
+        <w:gridCol w:w="1595"/>
+      </w:tblGrid>
       <w:tr>
         <w:tc>
           <w:tcPr>
@@ -8391,12 +7877,6 @@
               <w:right w:val="single" w:sz="6" w:space="0" w:color="1F3864"/>
             </w:tcBorders>
             <w:shd w:val="clear" w:color="auto" w:fill="D9E2F3"/>
-            <w:tcMar>
-              <w:top w:w="50" w:type="dxa"/>
-              <w:left w:w="90" w:type="dxa"/>
-              <w:bottom w:w="50" w:type="dxa"/>
-              <w:right w:w="90" w:type="dxa"/>
-            </w:tcMar>
             <w:vAlign w:val="center"/>
           </w:tcPr>
           <w:p>
@@ -8432,12 +7912,6 @@
               <w:right w:val="single" w:sz="6" w:space="0" w:color="1F3864"/>
             </w:tcBorders>
             <w:shd w:val="clear" w:color="auto" w:fill="4472C4"/>
-            <w:tcMar>
-              <w:top w:w="50" w:type="dxa"/>
-              <w:left w:w="90" w:type="dxa"/>
-              <w:bottom w:w="50" w:type="dxa"/>
-              <w:right w:w="90" w:type="dxa"/>
-            </w:tcMar>
             <w:vAlign w:val="center"/>
           </w:tcPr>
           <w:p>
@@ -8655,12 +8129,6 @@
               <w:right w:val="single" w:sz="6" w:space="0" w:color="1F3864"/>
             </w:tcBorders>
             <w:shd w:val="clear" w:color="auto" w:fill="D9E2F3"/>
-            <w:tcMar>
-              <w:top w:w="50" w:type="dxa"/>
-              <w:left w:w="90" w:type="dxa"/>
-              <w:bottom w:w="50" w:type="dxa"/>
-              <w:right w:w="90" w:type="dxa"/>
-            </w:tcMar>
             <w:vAlign w:val="center"/>
           </w:tcPr>
           <w:p>
@@ -9095,6 +8563,60 @@
           </w:p>
         </w:tc>
       </w:tr>
+    </w:tbl>
+    <w:p>
+      <w:pPr>
+        <w:spacing w:before="0" w:after="0" w:line="240" w:lineRule="auto"/>
+        <w:rPr>
+          <w:sz w:val="18"/>
+          <w:szCs w:val="18"/>
+        </w:rPr>
+      </w:pPr>
+    </w:p>
+    <w:tbl>
+      <w:tblPr>
+        <w:tblW w:w="9405" w:type="dxa"/>
+        <w:jc w:val="center"/>
+        <w:tblBorders>
+          <w:top w:val="single" w:sz="6" w:space="0" w:color="1F3864"/>
+          <w:left w:val="single" w:sz="6" w:space="0" w:color="1F3864"/>
+          <w:bottom w:val="single" w:sz="6" w:space="0" w:color="1F3864"/>
+          <w:right w:val="single" w:sz="6" w:space="0" w:color="1F3864"/>
+          <w:insideH w:val="single" w:sz="6" w:space="0" w:color="1F3864"/>
+          <w:insideV w:val="single" w:sz="6" w:space="0" w:color="1F3864"/>
+        </w:tblBorders>
+        <w:tblLayout w:type="fixed"/>
+        <w:tblCellMar>
+          <w:top w:w="40" w:type="dxa"/>
+          <w:left w:w="90" w:type="dxa"/>
+          <w:bottom w:w="40" w:type="dxa"/>
+          <w:right w:w="90" w:type="dxa"/>
+        </w:tblCellMar>
+        <w:tblLook w:val="0000" w:firstRow="0" w:lastRow="0" w:firstColumn="0" w:lastColumn="0" w:noHBand="0" w:noVBand="0"/>
+      </w:tblPr>
+      <w:tblGrid>
+        <w:gridCol w:w="1145"/>
+        <w:gridCol w:w="381"/>
+        <w:gridCol w:w="354"/>
+        <w:gridCol w:w="411"/>
+        <w:gridCol w:w="765"/>
+        <w:gridCol w:w="382"/>
+        <w:gridCol w:w="31"/>
+        <w:gridCol w:w="290"/>
+        <w:gridCol w:w="825"/>
+        <w:gridCol w:w="765"/>
+        <w:gridCol w:w="32"/>
+        <w:gridCol w:w="258"/>
+        <w:gridCol w:w="92"/>
+        <w:gridCol w:w="382"/>
+        <w:gridCol w:w="382"/>
+        <w:gridCol w:w="382"/>
+        <w:gridCol w:w="383"/>
+        <w:gridCol w:w="257"/>
+        <w:gridCol w:w="124"/>
+        <w:gridCol w:w="161"/>
+        <w:gridCol w:w="1595"/>
+      </w:tblGrid>
       <w:tr>
         <w:tc>
           <w:tcPr>
@@ -9107,12 +8629,6 @@
               <w:right w:val="single" w:sz="6" w:space="0" w:color="1F3864"/>
             </w:tcBorders>
             <w:shd w:val="clear" w:color="auto" w:fill="4472C4"/>
-            <w:tcMar>
-              <w:top w:w="50" w:type="dxa"/>
-              <w:left w:w="90" w:type="dxa"/>
-              <w:bottom w:w="50" w:type="dxa"/>
-              <w:right w:w="90" w:type="dxa"/>
-            </w:tcMar>
             <w:vAlign w:val="center"/>
           </w:tcPr>
           <w:p>
@@ -9330,12 +8846,6 @@
               <w:right w:val="single" w:sz="6" w:space="0" w:color="1F3864"/>
             </w:tcBorders>
             <w:shd w:val="clear" w:color="auto" w:fill="4472C4"/>
-            <w:tcMar>
-              <w:top w:w="50" w:type="dxa"/>
-              <w:left w:w="90" w:type="dxa"/>
-              <w:bottom w:w="50" w:type="dxa"/>
-              <w:right w:w="90" w:type="dxa"/>
-            </w:tcMar>
             <w:vAlign w:val="center"/>
           </w:tcPr>
           <w:p>
@@ -9565,12 +9075,6 @@
               <w:right w:val="single" w:sz="6" w:space="0" w:color="1F3864"/>
             </w:tcBorders>
             <w:shd w:val="clear" w:color="auto" w:fill="4472C4"/>
-            <w:tcMar>
-              <w:top w:w="50" w:type="dxa"/>
-              <w:left w:w="90" w:type="dxa"/>
-              <w:bottom w:w="50" w:type="dxa"/>
-              <w:right w:w="90" w:type="dxa"/>
-            </w:tcMar>
             <w:vAlign w:val="center"/>
           </w:tcPr>
           <w:p>
@@ -9734,12 +9238,6 @@
               <w:right w:val="single" w:sz="6" w:space="0" w:color="1F3864"/>
             </w:tcBorders>
             <w:shd w:val="clear" w:color="auto" w:fill="4472C4"/>
-            <w:tcMar>
-              <w:top w:w="50" w:type="dxa"/>
-              <w:left w:w="90" w:type="dxa"/>
-              <w:bottom w:w="50" w:type="dxa"/>
-              <w:right w:w="90" w:type="dxa"/>
-            </w:tcMar>
             <w:vAlign w:val="center"/>
           </w:tcPr>
           <w:p>
@@ -9867,12 +9365,6 @@
               <w:right w:val="single" w:sz="6" w:space="0" w:color="1F3864"/>
             </w:tcBorders>
             <w:shd w:val="clear" w:color="auto" w:fill="4472C4"/>
-            <w:tcMar>
-              <w:top w:w="50" w:type="dxa"/>
-              <w:left w:w="90" w:type="dxa"/>
-              <w:bottom w:w="50" w:type="dxa"/>
-              <w:right w:w="90" w:type="dxa"/>
-            </w:tcMar>
             <w:vAlign w:val="center"/>
           </w:tcPr>
           <w:p>
@@ -9912,12 +9404,6 @@
               <w:right w:val="single" w:sz="6" w:space="0" w:color="1F3864"/>
             </w:tcBorders>
             <w:shd w:val="clear" w:color="auto" w:fill="D9E2F3"/>
-            <w:tcMar>
-              <w:top w:w="50" w:type="dxa"/>
-              <w:left w:w="90" w:type="dxa"/>
-              <w:bottom w:w="50" w:type="dxa"/>
-              <w:right w:w="90" w:type="dxa"/>
-            </w:tcMar>
             <w:vAlign w:val="center"/>
           </w:tcPr>
           <w:p>
@@ -9963,12 +9449,6 @@
               <w:right w:val="single" w:sz="6" w:space="0" w:color="1F3864"/>
             </w:tcBorders>
             <w:shd w:val="clear" w:color="auto" w:fill="D9E2F3"/>
-            <w:tcMar>
-              <w:top w:w="50" w:type="dxa"/>
-              <w:left w:w="90" w:type="dxa"/>
-              <w:bottom w:w="50" w:type="dxa"/>
-              <w:right w:w="90" w:type="dxa"/>
-            </w:tcMar>
             <w:vAlign w:val="center"/>
           </w:tcPr>
           <w:p>
@@ -10029,12 +9509,6 @@
               <w:right w:val="single" w:sz="6" w:space="0" w:color="1F3864"/>
             </w:tcBorders>
             <w:shd w:val="clear" w:color="auto" w:fill="4472C4"/>
-            <w:tcMar>
-              <w:top w:w="50" w:type="dxa"/>
-              <w:left w:w="90" w:type="dxa"/>
-              <w:bottom w:w="50" w:type="dxa"/>
-              <w:right w:w="90" w:type="dxa"/>
-            </w:tcMar>
             <w:vAlign w:val="center"/>
           </w:tcPr>
           <w:p>
@@ -10074,12 +9548,6 @@
               <w:right w:val="single" w:sz="6" w:space="0" w:color="1F3864"/>
             </w:tcBorders>
             <w:shd w:val="clear" w:color="auto" w:fill="4472C4"/>
-            <w:tcMar>
-              <w:top w:w="50" w:type="dxa"/>
-              <w:left w:w="90" w:type="dxa"/>
-              <w:bottom w:w="50" w:type="dxa"/>
-              <w:right w:w="90" w:type="dxa"/>
-            </w:tcMar>
             <w:vAlign w:val="center"/>
           </w:tcPr>
           <w:p>
@@ -10119,12 +9587,6 @@
               <w:right w:val="single" w:sz="6" w:space="0" w:color="1F3864"/>
             </w:tcBorders>
             <w:shd w:val="clear" w:color="auto" w:fill="4472C4"/>
-            <w:tcMar>
-              <w:top w:w="50" w:type="dxa"/>
-              <w:left w:w="90" w:type="dxa"/>
-              <w:bottom w:w="50" w:type="dxa"/>
-              <w:right w:w="90" w:type="dxa"/>
-            </w:tcMar>
             <w:vAlign w:val="center"/>
           </w:tcPr>
           <w:p>
@@ -10164,12 +9626,6 @@
               <w:right w:val="single" w:sz="6" w:space="0" w:color="1F3864"/>
             </w:tcBorders>
             <w:shd w:val="clear" w:color="auto" w:fill="4472C4"/>
-            <w:tcMar>
-              <w:top w:w="50" w:type="dxa"/>
-              <w:left w:w="90" w:type="dxa"/>
-              <w:bottom w:w="50" w:type="dxa"/>
-              <w:right w:w="90" w:type="dxa"/>
-            </w:tcMar>
             <w:vAlign w:val="center"/>
           </w:tcPr>
           <w:p>
@@ -10236,12 +9692,6 @@
               <w:right w:val="single" w:sz="6" w:space="0" w:color="1F3864"/>
             </w:tcBorders>
             <w:shd w:val="clear" w:color="auto" w:fill="D9E2F3"/>
-            <w:tcMar>
-              <w:top w:w="50" w:type="dxa"/>
-              <w:left w:w="90" w:type="dxa"/>
-              <w:bottom w:w="50" w:type="dxa"/>
-              <w:right w:w="90" w:type="dxa"/>
-            </w:tcMar>
             <w:vAlign w:val="center"/>
           </w:tcPr>
           <w:p>
@@ -10274,12 +9724,6 @@
               <w:right w:val="single" w:sz="6" w:space="0" w:color="1F3864"/>
             </w:tcBorders>
             <w:shd w:val="clear" w:color="auto" w:fill="D9E2F3"/>
-            <w:tcMar>
-              <w:top w:w="50" w:type="dxa"/>
-              <w:left w:w="90" w:type="dxa"/>
-              <w:bottom w:w="50" w:type="dxa"/>
-              <w:right w:w="90" w:type="dxa"/>
-            </w:tcMar>
             <w:vAlign w:val="center"/>
           </w:tcPr>
           <w:p>
@@ -10312,12 +9756,6 @@
               <w:right w:val="single" w:sz="6" w:space="0" w:color="1F3864"/>
             </w:tcBorders>
             <w:shd w:val="clear" w:color="auto" w:fill="D9E2F3"/>
-            <w:tcMar>
-              <w:top w:w="50" w:type="dxa"/>
-              <w:left w:w="90" w:type="dxa"/>
-              <w:bottom w:w="50" w:type="dxa"/>
-              <w:right w:w="90" w:type="dxa"/>
-            </w:tcMar>
             <w:vAlign w:val="center"/>
           </w:tcPr>
           <w:p>
@@ -10350,12 +9788,6 @@
               <w:right w:val="single" w:sz="6" w:space="0" w:color="1F3864"/>
             </w:tcBorders>
             <w:shd w:val="clear" w:color="auto" w:fill="D9E2F3"/>
-            <w:tcMar>
-              <w:top w:w="50" w:type="dxa"/>
-              <w:left w:w="90" w:type="dxa"/>
-              <w:bottom w:w="50" w:type="dxa"/>
-              <w:right w:w="90" w:type="dxa"/>
-            </w:tcMar>
             <w:vAlign w:val="center"/>
           </w:tcPr>
           <w:p>
@@ -10415,12 +9847,6 @@
               <w:right w:val="single" w:sz="6" w:space="0" w:color="1F3864"/>
             </w:tcBorders>
             <w:shd w:val="clear" w:color="auto" w:fill="D9E2F3"/>
-            <w:tcMar>
-              <w:top w:w="50" w:type="dxa"/>
-              <w:left w:w="90" w:type="dxa"/>
-              <w:bottom w:w="50" w:type="dxa"/>
-              <w:right w:w="90" w:type="dxa"/>
-            </w:tcMar>
             <w:vAlign w:val="center"/>
           </w:tcPr>
           <w:p>
@@ -10453,12 +9879,6 @@
               <w:right w:val="single" w:sz="6" w:space="0" w:color="1F3864"/>
             </w:tcBorders>
             <w:shd w:val="clear" w:color="auto" w:fill="D9E2F3"/>
-            <w:tcMar>
-              <w:top w:w="50" w:type="dxa"/>
-              <w:left w:w="90" w:type="dxa"/>
-              <w:bottom w:w="50" w:type="dxa"/>
-              <w:right w:w="90" w:type="dxa"/>
-            </w:tcMar>
             <w:vAlign w:val="center"/>
           </w:tcPr>
           <w:p>
@@ -10491,12 +9911,6 @@
               <w:right w:val="single" w:sz="6" w:space="0" w:color="1F3864"/>
             </w:tcBorders>
             <w:shd w:val="clear" w:color="auto" w:fill="D9E2F3"/>
-            <w:tcMar>
-              <w:top w:w="50" w:type="dxa"/>
-              <w:left w:w="90" w:type="dxa"/>
-              <w:bottom w:w="50" w:type="dxa"/>
-              <w:right w:w="90" w:type="dxa"/>
-            </w:tcMar>
             <w:vAlign w:val="center"/>
           </w:tcPr>
           <w:p>
@@ -10529,12 +9943,6 @@
               <w:right w:val="single" w:sz="6" w:space="0" w:color="1F3864"/>
             </w:tcBorders>
             <w:shd w:val="clear" w:color="auto" w:fill="D9E2F3"/>
-            <w:tcMar>
-              <w:top w:w="50" w:type="dxa"/>
-              <w:left w:w="90" w:type="dxa"/>
-              <w:bottom w:w="50" w:type="dxa"/>
-              <w:right w:w="90" w:type="dxa"/>
-            </w:tcMar>
             <w:vAlign w:val="center"/>
           </w:tcPr>
           <w:p>
@@ -10594,12 +10002,6 @@
               <w:right w:val="single" w:sz="6" w:space="0" w:color="1F3864"/>
             </w:tcBorders>
             <w:shd w:val="clear" w:color="auto" w:fill="D9E2F3"/>
-            <w:tcMar>
-              <w:top w:w="50" w:type="dxa"/>
-              <w:left w:w="90" w:type="dxa"/>
-              <w:bottom w:w="50" w:type="dxa"/>
-              <w:right w:w="90" w:type="dxa"/>
-            </w:tcMar>
             <w:vAlign w:val="center"/>
           </w:tcPr>
           <w:p>
@@ -10632,12 +10034,6 @@
               <w:right w:val="single" w:sz="6" w:space="0" w:color="1F3864"/>
             </w:tcBorders>
             <w:shd w:val="clear" w:color="auto" w:fill="D9E2F3"/>
-            <w:tcMar>
-              <w:top w:w="50" w:type="dxa"/>
-              <w:left w:w="90" w:type="dxa"/>
-              <w:bottom w:w="50" w:type="dxa"/>
-              <w:right w:w="90" w:type="dxa"/>
-            </w:tcMar>
             <w:vAlign w:val="center"/>
           </w:tcPr>
           <w:p>
@@ -10670,12 +10066,6 @@
               <w:right w:val="single" w:sz="6" w:space="0" w:color="1F3864"/>
             </w:tcBorders>
             <w:shd w:val="clear" w:color="auto" w:fill="D9E2F3"/>
-            <w:tcMar>
-              <w:top w:w="50" w:type="dxa"/>
-              <w:left w:w="90" w:type="dxa"/>
-              <w:bottom w:w="50" w:type="dxa"/>
-              <w:right w:w="90" w:type="dxa"/>
-            </w:tcMar>
             <w:vAlign w:val="center"/>
           </w:tcPr>
           <w:p>
@@ -10708,12 +10098,6 @@
               <w:right w:val="single" w:sz="6" w:space="0" w:color="1F3864"/>
             </w:tcBorders>
             <w:shd w:val="clear" w:color="auto" w:fill="D9E2F3"/>
-            <w:tcMar>
-              <w:top w:w="50" w:type="dxa"/>
-              <w:left w:w="90" w:type="dxa"/>
-              <w:bottom w:w="50" w:type="dxa"/>
-              <w:right w:w="90" w:type="dxa"/>
-            </w:tcMar>
             <w:vAlign w:val="center"/>
           </w:tcPr>
           <w:p>
@@ -10773,12 +10157,6 @@
               <w:right w:val="single" w:sz="6" w:space="0" w:color="1F3864"/>
             </w:tcBorders>
             <w:shd w:val="clear" w:color="auto" w:fill="D9E2F3"/>
-            <w:tcMar>
-              <w:top w:w="50" w:type="dxa"/>
-              <w:left w:w="90" w:type="dxa"/>
-              <w:bottom w:w="50" w:type="dxa"/>
-              <w:right w:w="90" w:type="dxa"/>
-            </w:tcMar>
             <w:vAlign w:val="center"/>
           </w:tcPr>
           <w:p>
@@ -10832,12 +10210,6 @@
               <w:right w:val="single" w:sz="6" w:space="0" w:color="1F3864"/>
             </w:tcBorders>
             <w:shd w:val="clear" w:color="auto" w:fill="D9E2F3"/>
-            <w:tcMar>
-              <w:top w:w="50" w:type="dxa"/>
-              <w:left w:w="90" w:type="dxa"/>
-              <w:bottom w:w="50" w:type="dxa"/>
-              <w:right w:w="90" w:type="dxa"/>
-            </w:tcMar>
             <w:vAlign w:val="center"/>
           </w:tcPr>
           <w:p>
@@ -10898,12 +10270,6 @@
               <w:right w:val="single" w:sz="6" w:space="0" w:color="1F3864"/>
             </w:tcBorders>
             <w:shd w:val="clear" w:color="auto" w:fill="4472C4"/>
-            <w:tcMar>
-              <w:top w:w="50" w:type="dxa"/>
-              <w:left w:w="90" w:type="dxa"/>
-              <w:bottom w:w="50" w:type="dxa"/>
-              <w:right w:w="90" w:type="dxa"/>
-            </w:tcMar>
             <w:vAlign w:val="center"/>
           </w:tcPr>
           <w:p>
@@ -10943,12 +10309,6 @@
               <w:right w:val="single" w:sz="6" w:space="0" w:color="1F3864"/>
             </w:tcBorders>
             <w:shd w:val="clear" w:color="auto" w:fill="4472C4"/>
-            <w:tcMar>
-              <w:top w:w="50" w:type="dxa"/>
-              <w:left w:w="90" w:type="dxa"/>
-              <w:bottom w:w="50" w:type="dxa"/>
-              <w:right w:w="90" w:type="dxa"/>
-            </w:tcMar>
             <w:vAlign w:val="center"/>
           </w:tcPr>
           <w:p>
@@ -10988,12 +10348,6 @@
               <w:right w:val="single" w:sz="6" w:space="0" w:color="1F3864"/>
             </w:tcBorders>
             <w:shd w:val="clear" w:color="auto" w:fill="4472C4"/>
-            <w:tcMar>
-              <w:top w:w="50" w:type="dxa"/>
-              <w:left w:w="90" w:type="dxa"/>
-              <w:bottom w:w="50" w:type="dxa"/>
-              <w:right w:w="90" w:type="dxa"/>
-            </w:tcMar>
             <w:vAlign w:val="center"/>
           </w:tcPr>
           <w:p>
@@ -11033,12 +10387,6 @@
               <w:right w:val="single" w:sz="6" w:space="0" w:color="1F3864"/>
             </w:tcBorders>
             <w:shd w:val="clear" w:color="auto" w:fill="4472C4"/>
-            <w:tcMar>
-              <w:top w:w="50" w:type="dxa"/>
-              <w:left w:w="90" w:type="dxa"/>
-              <w:bottom w:w="50" w:type="dxa"/>
-              <w:right w:w="90" w:type="dxa"/>
-            </w:tcMar>
             <w:vAlign w:val="center"/>
           </w:tcPr>
           <w:p>
@@ -11105,12 +10453,6 @@
               <w:right w:val="single" w:sz="6" w:space="0" w:color="1F3864"/>
             </w:tcBorders>
             <w:shd w:val="clear" w:color="auto" w:fill="D9E2F3"/>
-            <w:tcMar>
-              <w:top w:w="50" w:type="dxa"/>
-              <w:left w:w="90" w:type="dxa"/>
-              <w:bottom w:w="50" w:type="dxa"/>
-              <w:right w:w="90" w:type="dxa"/>
-            </w:tcMar>
             <w:vAlign w:val="center"/>
           </w:tcPr>
           <w:p>
@@ -11143,12 +10485,6 @@
               <w:right w:val="single" w:sz="6" w:space="0" w:color="1F3864"/>
             </w:tcBorders>
             <w:shd w:val="clear" w:color="auto" w:fill="D9E2F3"/>
-            <w:tcMar>
-              <w:top w:w="50" w:type="dxa"/>
-              <w:left w:w="90" w:type="dxa"/>
-              <w:bottom w:w="50" w:type="dxa"/>
-              <w:right w:w="90" w:type="dxa"/>
-            </w:tcMar>
             <w:vAlign w:val="center"/>
           </w:tcPr>
           <w:p>
@@ -11181,12 +10517,6 @@
               <w:right w:val="single" w:sz="6" w:space="0" w:color="1F3864"/>
             </w:tcBorders>
             <w:shd w:val="clear" w:color="auto" w:fill="D9E2F3"/>
-            <w:tcMar>
-              <w:top w:w="50" w:type="dxa"/>
-              <w:left w:w="90" w:type="dxa"/>
-              <w:bottom w:w="50" w:type="dxa"/>
-              <w:right w:w="90" w:type="dxa"/>
-            </w:tcMar>
             <w:vAlign w:val="center"/>
           </w:tcPr>
           <w:p>
@@ -11219,12 +10549,6 @@
               <w:right w:val="single" w:sz="6" w:space="0" w:color="1F3864"/>
             </w:tcBorders>
             <w:shd w:val="clear" w:color="auto" w:fill="D9E2F3"/>
-            <w:tcMar>
-              <w:top w:w="50" w:type="dxa"/>
-              <w:left w:w="90" w:type="dxa"/>
-              <w:bottom w:w="50" w:type="dxa"/>
-              <w:right w:w="90" w:type="dxa"/>
-            </w:tcMar>
             <w:vAlign w:val="center"/>
           </w:tcPr>
           <w:p>
@@ -11284,12 +10608,6 @@
               <w:right w:val="single" w:sz="6" w:space="0" w:color="1F3864"/>
             </w:tcBorders>
             <w:shd w:val="clear" w:color="auto" w:fill="D9E2F3"/>
-            <w:tcMar>
-              <w:top w:w="50" w:type="dxa"/>
-              <w:left w:w="90" w:type="dxa"/>
-              <w:bottom w:w="50" w:type="dxa"/>
-              <w:right w:w="90" w:type="dxa"/>
-            </w:tcMar>
             <w:vAlign w:val="center"/>
           </w:tcPr>
           <w:p>
@@ -11322,12 +10640,6 @@
               <w:right w:val="single" w:sz="6" w:space="0" w:color="1F3864"/>
             </w:tcBorders>
             <w:shd w:val="clear" w:color="auto" w:fill="D9E2F3"/>
-            <w:tcMar>
-              <w:top w:w="50" w:type="dxa"/>
-              <w:left w:w="90" w:type="dxa"/>
-              <w:bottom w:w="50" w:type="dxa"/>
-              <w:right w:w="90" w:type="dxa"/>
-            </w:tcMar>
             <w:vAlign w:val="center"/>
           </w:tcPr>
           <w:p>
@@ -11360,12 +10672,6 @@
               <w:right w:val="single" w:sz="6" w:space="0" w:color="1F3864"/>
             </w:tcBorders>
             <w:shd w:val="clear" w:color="auto" w:fill="D9E2F3"/>
-            <w:tcMar>
-              <w:top w:w="50" w:type="dxa"/>
-              <w:left w:w="90" w:type="dxa"/>
-              <w:bottom w:w="50" w:type="dxa"/>
-              <w:right w:w="90" w:type="dxa"/>
-            </w:tcMar>
             <w:vAlign w:val="center"/>
           </w:tcPr>
           <w:p>
@@ -11398,12 +10704,6 @@
               <w:right w:val="single" w:sz="6" w:space="0" w:color="1F3864"/>
             </w:tcBorders>
             <w:shd w:val="clear" w:color="auto" w:fill="D9E2F3"/>
-            <w:tcMar>
-              <w:top w:w="50" w:type="dxa"/>
-              <w:left w:w="90" w:type="dxa"/>
-              <w:bottom w:w="50" w:type="dxa"/>
-              <w:right w:w="90" w:type="dxa"/>
-            </w:tcMar>
             <w:vAlign w:val="center"/>
           </w:tcPr>
           <w:p>
@@ -11463,12 +10763,6 @@
               <w:right w:val="single" w:sz="6" w:space="0" w:color="1F3864"/>
             </w:tcBorders>
             <w:shd w:val="clear" w:color="auto" w:fill="D9E2F3"/>
-            <w:tcMar>
-              <w:top w:w="50" w:type="dxa"/>
-              <w:left w:w="90" w:type="dxa"/>
-              <w:bottom w:w="50" w:type="dxa"/>
-              <w:right w:w="90" w:type="dxa"/>
-            </w:tcMar>
             <w:vAlign w:val="center"/>
           </w:tcPr>
           <w:p>
@@ -11501,12 +10795,6 @@
               <w:right w:val="single" w:sz="6" w:space="0" w:color="1F3864"/>
             </w:tcBorders>
             <w:shd w:val="clear" w:color="auto" w:fill="D9E2F3"/>
-            <w:tcMar>
-              <w:top w:w="50" w:type="dxa"/>
-              <w:left w:w="90" w:type="dxa"/>
-              <w:bottom w:w="50" w:type="dxa"/>
-              <w:right w:w="90" w:type="dxa"/>
-            </w:tcMar>
             <w:vAlign w:val="center"/>
           </w:tcPr>
           <w:p>
@@ -11539,12 +10827,6 @@
               <w:right w:val="single" w:sz="6" w:space="0" w:color="1F3864"/>
             </w:tcBorders>
             <w:shd w:val="clear" w:color="auto" w:fill="D9E2F3"/>
-            <w:tcMar>
-              <w:top w:w="50" w:type="dxa"/>
-              <w:left w:w="90" w:type="dxa"/>
-              <w:bottom w:w="50" w:type="dxa"/>
-              <w:right w:w="90" w:type="dxa"/>
-            </w:tcMar>
             <w:vAlign w:val="center"/>
           </w:tcPr>
           <w:p>
@@ -11577,12 +10859,6 @@
               <w:right w:val="single" w:sz="6" w:space="0" w:color="1F3864"/>
             </w:tcBorders>
             <w:shd w:val="clear" w:color="auto" w:fill="D9E2F3"/>
-            <w:tcMar>
-              <w:top w:w="50" w:type="dxa"/>
-              <w:left w:w="90" w:type="dxa"/>
-              <w:bottom w:w="50" w:type="dxa"/>
-              <w:right w:w="90" w:type="dxa"/>
-            </w:tcMar>
             <w:vAlign w:val="center"/>
           </w:tcPr>
           <w:p>
@@ -11642,12 +10918,6 @@
               <w:right w:val="single" w:sz="6" w:space="0" w:color="1F3864"/>
             </w:tcBorders>
             <w:shd w:val="clear" w:color="auto" w:fill="D9E2F3"/>
-            <w:tcMar>
-              <w:top w:w="50" w:type="dxa"/>
-              <w:left w:w="90" w:type="dxa"/>
-              <w:bottom w:w="50" w:type="dxa"/>
-              <w:right w:w="90" w:type="dxa"/>
-            </w:tcMar>
             <w:vAlign w:val="center"/>
           </w:tcPr>
           <w:p>
@@ -11693,12 +10963,6 @@
               <w:right w:val="single" w:sz="6" w:space="0" w:color="1F3864"/>
             </w:tcBorders>
             <w:shd w:val="clear" w:color="auto" w:fill="D9E2F3"/>
-            <w:tcMar>
-              <w:top w:w="50" w:type="dxa"/>
-              <w:left w:w="90" w:type="dxa"/>
-              <w:bottom w:w="50" w:type="dxa"/>
-              <w:right w:w="90" w:type="dxa"/>
-            </w:tcMar>
             <w:vAlign w:val="center"/>
           </w:tcPr>
           <w:p>
@@ -11759,12 +11023,6 @@
               <w:right w:val="single" w:sz="6" w:space="0" w:color="1F3864"/>
             </w:tcBorders>
             <w:shd w:val="clear" w:color="auto" w:fill="4472C4"/>
-            <w:tcMar>
-              <w:top w:w="50" w:type="dxa"/>
-              <w:left w:w="90" w:type="dxa"/>
-              <w:bottom w:w="50" w:type="dxa"/>
-              <w:right w:w="90" w:type="dxa"/>
-            </w:tcMar>
             <w:vAlign w:val="center"/>
           </w:tcPr>
           <w:p>
@@ -11804,12 +11062,6 @@
               <w:right w:val="single" w:sz="6" w:space="0" w:color="1F3864"/>
             </w:tcBorders>
             <w:shd w:val="clear" w:color="auto" w:fill="4472C4"/>
-            <w:tcMar>
-              <w:top w:w="50" w:type="dxa"/>
-              <w:left w:w="90" w:type="dxa"/>
-              <w:bottom w:w="50" w:type="dxa"/>
-              <w:right w:w="90" w:type="dxa"/>
-            </w:tcMar>
             <w:vAlign w:val="center"/>
           </w:tcPr>
           <w:p>
@@ -11849,12 +11101,6 @@
               <w:right w:val="single" w:sz="6" w:space="0" w:color="1F3864"/>
             </w:tcBorders>
             <w:shd w:val="clear" w:color="auto" w:fill="4472C4"/>
-            <w:tcMar>
-              <w:top w:w="50" w:type="dxa"/>
-              <w:left w:w="90" w:type="dxa"/>
-              <w:bottom w:w="50" w:type="dxa"/>
-              <w:right w:w="90" w:type="dxa"/>
-            </w:tcMar>
             <w:vAlign w:val="center"/>
           </w:tcPr>
           <w:p>
@@ -11894,12 +11140,6 @@
               <w:right w:val="single" w:sz="6" w:space="0" w:color="1F3864"/>
             </w:tcBorders>
             <w:shd w:val="clear" w:color="auto" w:fill="4472C4"/>
-            <w:tcMar>
-              <w:top w:w="50" w:type="dxa"/>
-              <w:left w:w="90" w:type="dxa"/>
-              <w:bottom w:w="50" w:type="dxa"/>
-              <w:right w:w="90" w:type="dxa"/>
-            </w:tcMar>
             <w:vAlign w:val="center"/>
           </w:tcPr>
           <w:p>
@@ -11966,12 +11206,6 @@
               <w:right w:val="single" w:sz="6" w:space="0" w:color="1F3864"/>
             </w:tcBorders>
             <w:shd w:val="clear" w:color="auto" w:fill="D9E2F3"/>
-            <w:tcMar>
-              <w:top w:w="50" w:type="dxa"/>
-              <w:left w:w="90" w:type="dxa"/>
-              <w:bottom w:w="50" w:type="dxa"/>
-              <w:right w:w="90" w:type="dxa"/>
-            </w:tcMar>
             <w:vAlign w:val="center"/>
           </w:tcPr>
           <w:p>
@@ -12004,12 +11238,6 @@
               <w:right w:val="single" w:sz="6" w:space="0" w:color="1F3864"/>
             </w:tcBorders>
             <w:shd w:val="clear" w:color="auto" w:fill="D9E2F3"/>
-            <w:tcMar>
-              <w:top w:w="50" w:type="dxa"/>
-              <w:left w:w="90" w:type="dxa"/>
-              <w:bottom w:w="50" w:type="dxa"/>
-              <w:right w:w="90" w:type="dxa"/>
-            </w:tcMar>
             <w:vAlign w:val="center"/>
           </w:tcPr>
           <w:p>
@@ -12042,12 +11270,6 @@
               <w:right w:val="single" w:sz="6" w:space="0" w:color="1F3864"/>
             </w:tcBorders>
             <w:shd w:val="clear" w:color="auto" w:fill="D9E2F3"/>
-            <w:tcMar>
-              <w:top w:w="50" w:type="dxa"/>
-              <w:left w:w="90" w:type="dxa"/>
-              <w:bottom w:w="50" w:type="dxa"/>
-              <w:right w:w="90" w:type="dxa"/>
-            </w:tcMar>
             <w:vAlign w:val="center"/>
           </w:tcPr>
           <w:p>
@@ -12080,12 +11302,6 @@
               <w:right w:val="single" w:sz="6" w:space="0" w:color="1F3864"/>
             </w:tcBorders>
             <w:shd w:val="clear" w:color="auto" w:fill="D9E2F3"/>
-            <w:tcMar>
-              <w:top w:w="50" w:type="dxa"/>
-              <w:left w:w="90" w:type="dxa"/>
-              <w:bottom w:w="50" w:type="dxa"/>
-              <w:right w:w="90" w:type="dxa"/>
-            </w:tcMar>
             <w:vAlign w:val="center"/>
           </w:tcPr>
           <w:p>
@@ -12145,12 +11361,6 @@
               <w:right w:val="single" w:sz="6" w:space="0" w:color="1F3864"/>
             </w:tcBorders>
             <w:shd w:val="clear" w:color="auto" w:fill="D9E2F3"/>
-            <w:tcMar>
-              <w:top w:w="50" w:type="dxa"/>
-              <w:left w:w="90" w:type="dxa"/>
-              <w:bottom w:w="50" w:type="dxa"/>
-              <w:right w:w="90" w:type="dxa"/>
-            </w:tcMar>
             <w:vAlign w:val="center"/>
           </w:tcPr>
           <w:p>
@@ -12183,12 +11393,6 @@
               <w:right w:val="single" w:sz="6" w:space="0" w:color="1F3864"/>
             </w:tcBorders>
             <w:shd w:val="clear" w:color="auto" w:fill="D9E2F3"/>
-            <w:tcMar>
-              <w:top w:w="50" w:type="dxa"/>
-              <w:left w:w="90" w:type="dxa"/>
-              <w:bottom w:w="50" w:type="dxa"/>
-              <w:right w:w="90" w:type="dxa"/>
-            </w:tcMar>
             <w:vAlign w:val="center"/>
           </w:tcPr>
           <w:p>
@@ -12221,12 +11425,6 @@
               <w:right w:val="single" w:sz="6" w:space="0" w:color="1F3864"/>
             </w:tcBorders>
             <w:shd w:val="clear" w:color="auto" w:fill="D9E2F3"/>
-            <w:tcMar>
-              <w:top w:w="50" w:type="dxa"/>
-              <w:left w:w="90" w:type="dxa"/>
-              <w:bottom w:w="50" w:type="dxa"/>
-              <w:right w:w="90" w:type="dxa"/>
-            </w:tcMar>
             <w:vAlign w:val="center"/>
           </w:tcPr>
           <w:p>
@@ -12259,12 +11457,6 @@
               <w:right w:val="single" w:sz="6" w:space="0" w:color="1F3864"/>
             </w:tcBorders>
             <w:shd w:val="clear" w:color="auto" w:fill="D9E2F3"/>
-            <w:tcMar>
-              <w:top w:w="50" w:type="dxa"/>
-              <w:left w:w="90" w:type="dxa"/>
-              <w:bottom w:w="50" w:type="dxa"/>
-              <w:right w:w="90" w:type="dxa"/>
-            </w:tcMar>
             <w:vAlign w:val="center"/>
           </w:tcPr>
           <w:p>
@@ -12324,12 +11516,6 @@
               <w:right w:val="single" w:sz="6" w:space="0" w:color="1F3864"/>
             </w:tcBorders>
             <w:shd w:val="clear" w:color="auto" w:fill="D9E2F3"/>
-            <w:tcMar>
-              <w:top w:w="50" w:type="dxa"/>
-              <w:left w:w="90" w:type="dxa"/>
-              <w:bottom w:w="50" w:type="dxa"/>
-              <w:right w:w="90" w:type="dxa"/>
-            </w:tcMar>
             <w:vAlign w:val="center"/>
           </w:tcPr>
           <w:p>
@@ -12362,12 +11548,6 @@
               <w:right w:val="single" w:sz="6" w:space="0" w:color="1F3864"/>
             </w:tcBorders>
             <w:shd w:val="clear" w:color="auto" w:fill="D9E2F3"/>
-            <w:tcMar>
-              <w:top w:w="50" w:type="dxa"/>
-              <w:left w:w="90" w:type="dxa"/>
-              <w:bottom w:w="50" w:type="dxa"/>
-              <w:right w:w="90" w:type="dxa"/>
-            </w:tcMar>
             <w:vAlign w:val="center"/>
           </w:tcPr>
           <w:p>
@@ -12400,12 +11580,6 @@
               <w:right w:val="single" w:sz="6" w:space="0" w:color="1F3864"/>
             </w:tcBorders>
             <w:shd w:val="clear" w:color="auto" w:fill="D9E2F3"/>
-            <w:tcMar>
-              <w:top w:w="50" w:type="dxa"/>
-              <w:left w:w="90" w:type="dxa"/>
-              <w:bottom w:w="50" w:type="dxa"/>
-              <w:right w:w="90" w:type="dxa"/>
-            </w:tcMar>
             <w:vAlign w:val="center"/>
           </w:tcPr>
           <w:p>
@@ -12438,12 +11612,6 @@
               <w:right w:val="single" w:sz="6" w:space="0" w:color="1F3864"/>
             </w:tcBorders>
             <w:shd w:val="clear" w:color="auto" w:fill="D9E2F3"/>
-            <w:tcMar>
-              <w:top w:w="50" w:type="dxa"/>
-              <w:left w:w="90" w:type="dxa"/>
-              <w:bottom w:w="50" w:type="dxa"/>
-              <w:right w:w="90" w:type="dxa"/>
-            </w:tcMar>
             <w:vAlign w:val="center"/>
           </w:tcPr>
           <w:p>
@@ -12503,12 +11671,6 @@
               <w:right w:val="single" w:sz="6" w:space="0" w:color="1F3864"/>
             </w:tcBorders>
             <w:shd w:val="clear" w:color="auto" w:fill="D9E2F3"/>
-            <w:tcMar>
-              <w:top w:w="50" w:type="dxa"/>
-              <w:left w:w="90" w:type="dxa"/>
-              <w:bottom w:w="50" w:type="dxa"/>
-              <w:right w:w="90" w:type="dxa"/>
-            </w:tcMar>
             <w:vAlign w:val="center"/>
           </w:tcPr>
           <w:p>
@@ -12572,12 +11734,6 @@
               <w:right w:val="single" w:sz="6" w:space="0" w:color="1F3864"/>
             </w:tcBorders>
             <w:shd w:val="clear" w:color="auto" w:fill="D9E2F3"/>
-            <w:tcMar>
-              <w:top w:w="50" w:type="dxa"/>
-              <w:left w:w="90" w:type="dxa"/>
-              <w:bottom w:w="50" w:type="dxa"/>
-              <w:right w:w="90" w:type="dxa"/>
-            </w:tcMar>
             <w:vAlign w:val="center"/>
           </w:tcPr>
           <w:p>
@@ -12638,12 +11794,6 @@
               <w:right w:val="single" w:sz="6" w:space="0" w:color="1F3864"/>
             </w:tcBorders>
             <w:shd w:val="clear" w:color="auto" w:fill="4472C4"/>
-            <w:tcMar>
-              <w:top w:w="50" w:type="dxa"/>
-              <w:left w:w="90" w:type="dxa"/>
-              <w:bottom w:w="50" w:type="dxa"/>
-              <w:right w:w="90" w:type="dxa"/>
-            </w:tcMar>
             <w:vAlign w:val="center"/>
           </w:tcPr>
           <w:p>
@@ -12683,12 +11833,6 @@
               <w:right w:val="single" w:sz="6" w:space="0" w:color="1F3864"/>
             </w:tcBorders>
             <w:shd w:val="clear" w:color="auto" w:fill="4472C4"/>
-            <w:tcMar>
-              <w:top w:w="50" w:type="dxa"/>
-              <w:left w:w="90" w:type="dxa"/>
-              <w:bottom w:w="50" w:type="dxa"/>
-              <w:right w:w="90" w:type="dxa"/>
-            </w:tcMar>
             <w:vAlign w:val="center"/>
           </w:tcPr>
           <w:p>
@@ -12728,12 +11872,6 @@
               <w:right w:val="single" w:sz="6" w:space="0" w:color="1F3864"/>
             </w:tcBorders>
             <w:shd w:val="clear" w:color="auto" w:fill="4472C4"/>
-            <w:tcMar>
-              <w:top w:w="50" w:type="dxa"/>
-              <w:left w:w="90" w:type="dxa"/>
-              <w:bottom w:w="50" w:type="dxa"/>
-              <w:right w:w="90" w:type="dxa"/>
-            </w:tcMar>
             <w:vAlign w:val="center"/>
           </w:tcPr>
           <w:p>
@@ -12773,12 +11911,6 @@
               <w:right w:val="single" w:sz="6" w:space="0" w:color="1F3864"/>
             </w:tcBorders>
             <w:shd w:val="clear" w:color="auto" w:fill="4472C4"/>
-            <w:tcMar>
-              <w:top w:w="50" w:type="dxa"/>
-              <w:left w:w="90" w:type="dxa"/>
-              <w:bottom w:w="50" w:type="dxa"/>
-              <w:right w:w="90" w:type="dxa"/>
-            </w:tcMar>
             <w:vAlign w:val="center"/>
           </w:tcPr>
           <w:p>
@@ -12845,12 +11977,6 @@
               <w:right w:val="single" w:sz="6" w:space="0" w:color="1F3864"/>
             </w:tcBorders>
             <w:shd w:val="clear" w:color="auto" w:fill="D9E2F3"/>
-            <w:tcMar>
-              <w:top w:w="50" w:type="dxa"/>
-              <w:left w:w="90" w:type="dxa"/>
-              <w:bottom w:w="50" w:type="dxa"/>
-              <w:right w:w="90" w:type="dxa"/>
-            </w:tcMar>
             <w:vAlign w:val="center"/>
           </w:tcPr>
           <w:p>
@@ -12883,12 +12009,6 @@
               <w:right w:val="single" w:sz="6" w:space="0" w:color="1F3864"/>
             </w:tcBorders>
             <w:shd w:val="clear" w:color="auto" w:fill="D9E2F3"/>
-            <w:tcMar>
-              <w:top w:w="50" w:type="dxa"/>
-              <w:left w:w="90" w:type="dxa"/>
-              <w:bottom w:w="50" w:type="dxa"/>
-              <w:right w:w="90" w:type="dxa"/>
-            </w:tcMar>
             <w:vAlign w:val="center"/>
           </w:tcPr>
           <w:p>
@@ -12921,12 +12041,6 @@
               <w:right w:val="single" w:sz="6" w:space="0" w:color="1F3864"/>
             </w:tcBorders>
             <w:shd w:val="clear" w:color="auto" w:fill="D9E2F3"/>
-            <w:tcMar>
-              <w:top w:w="50" w:type="dxa"/>
-              <w:left w:w="90" w:type="dxa"/>
-              <w:bottom w:w="50" w:type="dxa"/>
-              <w:right w:w="90" w:type="dxa"/>
-            </w:tcMar>
             <w:vAlign w:val="center"/>
           </w:tcPr>
           <w:p>
@@ -12959,12 +12073,6 @@
               <w:right w:val="single" w:sz="6" w:space="0" w:color="1F3864"/>
             </w:tcBorders>
             <w:shd w:val="clear" w:color="auto" w:fill="D9E2F3"/>
-            <w:tcMar>
-              <w:top w:w="50" w:type="dxa"/>
-              <w:left w:w="90" w:type="dxa"/>
-              <w:bottom w:w="50" w:type="dxa"/>
-              <w:right w:w="90" w:type="dxa"/>
-            </w:tcMar>
             <w:vAlign w:val="center"/>
           </w:tcPr>
           <w:p>
@@ -13024,12 +12132,6 @@
               <w:right w:val="single" w:sz="6" w:space="0" w:color="1F3864"/>
             </w:tcBorders>
             <w:shd w:val="clear" w:color="auto" w:fill="D9E2F3"/>
-            <w:tcMar>
-              <w:top w:w="50" w:type="dxa"/>
-              <w:left w:w="90" w:type="dxa"/>
-              <w:bottom w:w="50" w:type="dxa"/>
-              <w:right w:w="90" w:type="dxa"/>
-            </w:tcMar>
             <w:vAlign w:val="center"/>
           </w:tcPr>
           <w:p>
@@ -13062,12 +12164,6 @@
               <w:right w:val="single" w:sz="6" w:space="0" w:color="1F3864"/>
             </w:tcBorders>
             <w:shd w:val="clear" w:color="auto" w:fill="D9E2F3"/>
-            <w:tcMar>
-              <w:top w:w="50" w:type="dxa"/>
-              <w:left w:w="90" w:type="dxa"/>
-              <w:bottom w:w="50" w:type="dxa"/>
-              <w:right w:w="90" w:type="dxa"/>
-            </w:tcMar>
             <w:vAlign w:val="center"/>
           </w:tcPr>
           <w:p>
@@ -13100,12 +12196,6 @@
               <w:right w:val="single" w:sz="6" w:space="0" w:color="1F3864"/>
             </w:tcBorders>
             <w:shd w:val="clear" w:color="auto" w:fill="D9E2F3"/>
-            <w:tcMar>
-              <w:top w:w="50" w:type="dxa"/>
-              <w:left w:w="90" w:type="dxa"/>
-              <w:bottom w:w="50" w:type="dxa"/>
-              <w:right w:w="90" w:type="dxa"/>
-            </w:tcMar>
             <w:vAlign w:val="center"/>
           </w:tcPr>
           <w:p>
@@ -13156,12 +12246,6 @@
               <w:right w:val="single" w:sz="6" w:space="0" w:color="1F3864"/>
             </w:tcBorders>
             <w:shd w:val="clear" w:color="auto" w:fill="D9E2F3"/>
-            <w:tcMar>
-              <w:top w:w="50" w:type="dxa"/>
-              <w:left w:w="90" w:type="dxa"/>
-              <w:bottom w:w="50" w:type="dxa"/>
-              <w:right w:w="90" w:type="dxa"/>
-            </w:tcMar>
             <w:vAlign w:val="center"/>
           </w:tcPr>
           <w:p>
@@ -13221,12 +12305,6 @@
               <w:right w:val="single" w:sz="6" w:space="0" w:color="1F3864"/>
             </w:tcBorders>
             <w:shd w:val="clear" w:color="auto" w:fill="D9E2F3"/>
-            <w:tcMar>
-              <w:top w:w="50" w:type="dxa"/>
-              <w:left w:w="90" w:type="dxa"/>
-              <w:bottom w:w="50" w:type="dxa"/>
-              <w:right w:w="90" w:type="dxa"/>
-            </w:tcMar>
             <w:vAlign w:val="center"/>
           </w:tcPr>
           <w:p>
@@ -13259,12 +12337,6 @@
               <w:right w:val="single" w:sz="6" w:space="0" w:color="1F3864"/>
             </w:tcBorders>
             <w:shd w:val="clear" w:color="auto" w:fill="D9E2F3"/>
-            <w:tcMar>
-              <w:top w:w="50" w:type="dxa"/>
-              <w:left w:w="90" w:type="dxa"/>
-              <w:bottom w:w="50" w:type="dxa"/>
-              <w:right w:w="90" w:type="dxa"/>
-            </w:tcMar>
             <w:vAlign w:val="center"/>
           </w:tcPr>
           <w:p>
@@ -13297,12 +12369,6 @@
               <w:right w:val="single" w:sz="6" w:space="0" w:color="1F3864"/>
             </w:tcBorders>
             <w:shd w:val="clear" w:color="auto" w:fill="D9E2F3"/>
-            <w:tcMar>
-              <w:top w:w="50" w:type="dxa"/>
-              <w:left w:w="90" w:type="dxa"/>
-              <w:bottom w:w="50" w:type="dxa"/>
-              <w:right w:w="90" w:type="dxa"/>
-            </w:tcMar>
             <w:vAlign w:val="center"/>
           </w:tcPr>
           <w:p>
@@ -13335,12 +12401,6 @@
               <w:right w:val="single" w:sz="6" w:space="0" w:color="1F3864"/>
             </w:tcBorders>
             <w:shd w:val="clear" w:color="auto" w:fill="D9E2F3"/>
-            <w:tcMar>
-              <w:top w:w="50" w:type="dxa"/>
-              <w:left w:w="90" w:type="dxa"/>
-              <w:bottom w:w="50" w:type="dxa"/>
-              <w:right w:w="90" w:type="dxa"/>
-            </w:tcMar>
             <w:vAlign w:val="center"/>
           </w:tcPr>
           <w:p>
@@ -13375,12 +12435,6 @@
               <w:right w:val="single" w:sz="6" w:space="0" w:color="1F3864"/>
             </w:tcBorders>
             <w:shd w:val="clear" w:color="auto" w:fill="D9E2F3"/>
-            <w:tcMar>
-              <w:top w:w="50" w:type="dxa"/>
-              <w:left w:w="90" w:type="dxa"/>
-              <w:bottom w:w="50" w:type="dxa"/>
-              <w:right w:w="90" w:type="dxa"/>
-            </w:tcMar>
           </w:tcPr>
           <w:p>
             <w:pPr>
@@ -13483,12 +12537,6 @@
               <w:right w:val="single" w:sz="6" w:space="0" w:color="1F3864"/>
             </w:tcBorders>
             <w:shd w:val="clear" w:color="auto" w:fill="D9E2F3"/>
-            <w:tcMar>
-              <w:top w:w="50" w:type="dxa"/>
-              <w:left w:w="90" w:type="dxa"/>
-              <w:bottom w:w="50" w:type="dxa"/>
-              <w:right w:w="90" w:type="dxa"/>
-            </w:tcMar>
           </w:tcPr>
           <w:p>
             <w:pPr>
@@ -13690,12 +12738,6 @@
               <w:right w:val="single" w:sz="6" w:space="0" w:color="1F3864"/>
             </w:tcBorders>
             <w:shd w:val="clear" w:color="auto" w:fill="D9E2F3"/>
-            <w:tcMar>
-              <w:top w:w="50" w:type="dxa"/>
-              <w:left w:w="90" w:type="dxa"/>
-              <w:bottom w:w="50" w:type="dxa"/>
-              <w:right w:w="90" w:type="dxa"/>
-            </w:tcMar>
           </w:tcPr>
           <w:p>
             <w:pPr>
@@ -13873,12 +12915,6 @@
               <w:right w:val="single" w:sz="6" w:space="0" w:color="1F3864"/>
             </w:tcBorders>
             <w:shd w:val="clear" w:color="auto" w:fill="D9E2F3"/>
-            <w:tcMar>
-              <w:top w:w="50" w:type="dxa"/>
-              <w:left w:w="90" w:type="dxa"/>
-              <w:bottom w:w="50" w:type="dxa"/>
-              <w:right w:w="90" w:type="dxa"/>
-            </w:tcMar>
           </w:tcPr>
           <w:p>
             <w:pPr>
@@ -14056,12 +13092,6 @@
               <w:right w:val="single" w:sz="6" w:space="0" w:color="1F3864"/>
             </w:tcBorders>
             <w:shd w:val="clear" w:color="auto" w:fill="D9E2F3"/>
-            <w:tcMar>
-              <w:top w:w="50" w:type="dxa"/>
-              <w:left w:w="90" w:type="dxa"/>
-              <w:bottom w:w="50" w:type="dxa"/>
-              <w:right w:w="90" w:type="dxa"/>
-            </w:tcMar>
           </w:tcPr>
           <w:p>
             <w:pPr>
@@ -14239,12 +13269,6 @@
               <w:right w:val="single" w:sz="6" w:space="0" w:color="1F3864"/>
             </w:tcBorders>
             <w:shd w:val="clear" w:color="auto" w:fill="D9E2F3"/>
-            <w:tcMar>
-              <w:top w:w="50" w:type="dxa"/>
-              <w:left w:w="90" w:type="dxa"/>
-              <w:bottom w:w="50" w:type="dxa"/>
-              <w:right w:w="90" w:type="dxa"/>
-            </w:tcMar>
           </w:tcPr>
           <w:p>
             <w:pPr>
@@ -14356,12 +13380,6 @@
               <w:right w:val="single" w:sz="6" w:space="0" w:color="1F3864"/>
             </w:tcBorders>
             <w:shd w:val="clear" w:color="auto" w:fill="D9E2F3"/>
-            <w:tcMar>
-              <w:top w:w="50" w:type="dxa"/>
-              <w:left w:w="90" w:type="dxa"/>
-              <w:bottom w:w="50" w:type="dxa"/>
-              <w:right w:w="90" w:type="dxa"/>
-            </w:tcMar>
           </w:tcPr>
           <w:p>
             <w:pPr>
@@ -14548,12 +13566,6 @@
               <w:right w:val="single" w:sz="6" w:space="0" w:color="1F3864"/>
             </w:tcBorders>
             <w:shd w:val="clear" w:color="auto" w:fill="D9E2F3"/>
-            <w:tcMar>
-              <w:top w:w="50" w:type="dxa"/>
-              <w:left w:w="90" w:type="dxa"/>
-              <w:bottom w:w="50" w:type="dxa"/>
-              <w:right w:w="90" w:type="dxa"/>
-            </w:tcMar>
           </w:tcPr>
           <w:p>
             <w:pPr>
@@ -14716,12 +13728,6 @@
               <w:right w:val="single" w:sz="6" w:space="0" w:color="1F3864"/>
             </w:tcBorders>
             <w:shd w:val="clear" w:color="auto" w:fill="D9E2F3"/>
-            <w:tcMar>
-              <w:top w:w="50" w:type="dxa"/>
-              <w:left w:w="90" w:type="dxa"/>
-              <w:bottom w:w="50" w:type="dxa"/>
-              <w:right w:w="90" w:type="dxa"/>
-            </w:tcMar>
           </w:tcPr>
           <w:p>
             <w:pPr>
@@ -14884,12 +13890,6 @@
               <w:right w:val="single" w:sz="6" w:space="0" w:color="1F3864"/>
             </w:tcBorders>
             <w:shd w:val="clear" w:color="auto" w:fill="D9E2F3"/>
-            <w:tcMar>
-              <w:top w:w="50" w:type="dxa"/>
-              <w:left w:w="90" w:type="dxa"/>
-              <w:bottom w:w="50" w:type="dxa"/>
-              <w:right w:w="90" w:type="dxa"/>
-            </w:tcMar>
           </w:tcPr>
           <w:p>
             <w:pPr>
@@ -15051,12 +14051,6 @@
               <w:right w:val="single" w:sz="6" w:space="0" w:color="1F3864"/>
             </w:tcBorders>
             <w:shd w:val="clear" w:color="auto" w:fill="D9E2F3"/>
-            <w:tcMar>
-              <w:top w:w="50" w:type="dxa"/>
-              <w:left w:w="90" w:type="dxa"/>
-              <w:bottom w:w="50" w:type="dxa"/>
-              <w:right w:w="90" w:type="dxa"/>
-            </w:tcMar>
           </w:tcPr>
           <w:p>
             <w:pPr>
@@ -15169,12 +14163,6 @@
               <w:right w:val="single" w:sz="6" w:space="0" w:color="1F3864"/>
             </w:tcBorders>
             <w:shd w:val="clear" w:color="auto" w:fill="D9E2F3"/>
-            <w:tcMar>
-              <w:top w:w="50" w:type="dxa"/>
-              <w:left w:w="90" w:type="dxa"/>
-              <w:bottom w:w="50" w:type="dxa"/>
-              <w:right w:w="90" w:type="dxa"/>
-            </w:tcMar>
           </w:tcPr>
           <w:p>
             <w:pPr>
@@ -15361,12 +14349,6 @@
               <w:right w:val="single" w:sz="6" w:space="0" w:color="1F3864"/>
             </w:tcBorders>
             <w:shd w:val="clear" w:color="auto" w:fill="D9E2F3"/>
-            <w:tcMar>
-              <w:top w:w="50" w:type="dxa"/>
-              <w:left w:w="90" w:type="dxa"/>
-              <w:bottom w:w="50" w:type="dxa"/>
-              <w:right w:w="90" w:type="dxa"/>
-            </w:tcMar>
           </w:tcPr>
           <w:p>
             <w:pPr>
@@ -15529,12 +14511,6 @@
               <w:right w:val="single" w:sz="6" w:space="0" w:color="1F3864"/>
             </w:tcBorders>
             <w:shd w:val="clear" w:color="auto" w:fill="D9E2F3"/>
-            <w:tcMar>
-              <w:top w:w="50" w:type="dxa"/>
-              <w:left w:w="90" w:type="dxa"/>
-              <w:bottom w:w="50" w:type="dxa"/>
-              <w:right w:w="90" w:type="dxa"/>
-            </w:tcMar>
           </w:tcPr>
           <w:p>
             <w:pPr>
@@ -15697,12 +14673,6 @@
               <w:right w:val="single" w:sz="6" w:space="0" w:color="1F3864"/>
             </w:tcBorders>
             <w:shd w:val="clear" w:color="auto" w:fill="D9E2F3"/>
-            <w:tcMar>
-              <w:top w:w="50" w:type="dxa"/>
-              <w:left w:w="90" w:type="dxa"/>
-              <w:bottom w:w="50" w:type="dxa"/>
-              <w:right w:w="90" w:type="dxa"/>
-            </w:tcMar>
           </w:tcPr>
           <w:p>
             <w:pPr>
@@ -15880,12 +14850,6 @@
               <w:right w:val="single" w:sz="6" w:space="0" w:color="1F3864"/>
             </w:tcBorders>
             <w:shd w:val="clear" w:color="auto" w:fill="D9E2F3"/>
-            <w:tcMar>
-              <w:top w:w="50" w:type="dxa"/>
-              <w:left w:w="90" w:type="dxa"/>
-              <w:bottom w:w="50" w:type="dxa"/>
-              <w:right w:w="90" w:type="dxa"/>
-            </w:tcMar>
           </w:tcPr>
           <w:p>
             <w:pPr>
@@ -15992,12 +14956,6 @@
               <w:right w:val="single" w:sz="6" w:space="0" w:color="1F3864"/>
             </w:tcBorders>
             <w:shd w:val="clear" w:color="auto" w:fill="D9E2F3"/>
-            <w:tcMar>
-              <w:top w:w="50" w:type="dxa"/>
-              <w:left w:w="90" w:type="dxa"/>
-              <w:bottom w:w="50" w:type="dxa"/>
-              <w:right w:w="90" w:type="dxa"/>
-            </w:tcMar>
           </w:tcPr>
           <w:p>
             <w:pPr>
@@ -16184,12 +15142,6 @@
               <w:right w:val="single" w:sz="6" w:space="0" w:color="1F3864"/>
             </w:tcBorders>
             <w:shd w:val="clear" w:color="auto" w:fill="D9E2F3"/>
-            <w:tcMar>
-              <w:top w:w="50" w:type="dxa"/>
-              <w:left w:w="90" w:type="dxa"/>
-              <w:bottom w:w="50" w:type="dxa"/>
-              <w:right w:w="90" w:type="dxa"/>
-            </w:tcMar>
           </w:tcPr>
           <w:p>
             <w:pPr>
@@ -16352,12 +15304,6 @@
               <w:right w:val="single" w:sz="6" w:space="0" w:color="1F3864"/>
             </w:tcBorders>
             <w:shd w:val="clear" w:color="auto" w:fill="D9E2F3"/>
-            <w:tcMar>
-              <w:top w:w="50" w:type="dxa"/>
-              <w:left w:w="90" w:type="dxa"/>
-              <w:bottom w:w="50" w:type="dxa"/>
-              <w:right w:w="90" w:type="dxa"/>
-            </w:tcMar>
           </w:tcPr>
           <w:p>
             <w:pPr>
@@ -16520,12 +15466,6 @@
               <w:right w:val="single" w:sz="6" w:space="0" w:color="1F3864"/>
             </w:tcBorders>
             <w:shd w:val="clear" w:color="auto" w:fill="D9E2F3"/>
-            <w:tcMar>
-              <w:top w:w="50" w:type="dxa"/>
-              <w:left w:w="90" w:type="dxa"/>
-              <w:bottom w:w="50" w:type="dxa"/>
-              <w:right w:w="90" w:type="dxa"/>
-            </w:tcMar>
           </w:tcPr>
           <w:p>
             <w:pPr>
@@ -16687,12 +15627,6 @@
               <w:right w:val="single" w:sz="6" w:space="0" w:color="1F3864"/>
             </w:tcBorders>
             <w:shd w:val="clear" w:color="auto" w:fill="D9E2F3"/>
-            <w:tcMar>
-              <w:top w:w="50" w:type="dxa"/>
-              <w:left w:w="90" w:type="dxa"/>
-              <w:bottom w:w="50" w:type="dxa"/>
-              <w:right w:w="90" w:type="dxa"/>
-            </w:tcMar>
           </w:tcPr>
           <w:p>
             <w:pPr>
@@ -16807,12 +15741,6 @@
               <w:right w:val="single" w:sz="6" w:space="0" w:color="1F3864"/>
             </w:tcBorders>
             <w:shd w:val="clear" w:color="auto" w:fill="D9E2F3"/>
-            <w:tcMar>
-              <w:top w:w="50" w:type="dxa"/>
-              <w:left w:w="90" w:type="dxa"/>
-              <w:bottom w:w="50" w:type="dxa"/>
-              <w:right w:w="90" w:type="dxa"/>
-            </w:tcMar>
           </w:tcPr>
           <w:p>
             <w:pPr>
@@ -16999,12 +15927,6 @@
               <w:right w:val="single" w:sz="6" w:space="0" w:color="1F3864"/>
             </w:tcBorders>
             <w:shd w:val="clear" w:color="auto" w:fill="D9E2F3"/>
-            <w:tcMar>
-              <w:top w:w="50" w:type="dxa"/>
-              <w:left w:w="90" w:type="dxa"/>
-              <w:bottom w:w="50" w:type="dxa"/>
-              <w:right w:w="90" w:type="dxa"/>
-            </w:tcMar>
           </w:tcPr>
           <w:p>
             <w:pPr>
@@ -17167,12 +16089,6 @@
               <w:right w:val="single" w:sz="6" w:space="0" w:color="1F3864"/>
             </w:tcBorders>
             <w:shd w:val="clear" w:color="auto" w:fill="D9E2F3"/>
-            <w:tcMar>
-              <w:top w:w="50" w:type="dxa"/>
-              <w:left w:w="90" w:type="dxa"/>
-              <w:bottom w:w="50" w:type="dxa"/>
-              <w:right w:w="90" w:type="dxa"/>
-            </w:tcMar>
           </w:tcPr>
           <w:p>
             <w:pPr>
@@ -17335,12 +16251,6 @@
               <w:right w:val="single" w:sz="6" w:space="0" w:color="1F3864"/>
             </w:tcBorders>
             <w:shd w:val="clear" w:color="auto" w:fill="D9E2F3"/>
-            <w:tcMar>
-              <w:top w:w="50" w:type="dxa"/>
-              <w:left w:w="90" w:type="dxa"/>
-              <w:bottom w:w="50" w:type="dxa"/>
-              <w:right w:w="90" w:type="dxa"/>
-            </w:tcMar>
           </w:tcPr>
           <w:p>
             <w:pPr>
@@ -17502,12 +16412,6 @@
               <w:right w:val="single" w:sz="6" w:space="0" w:color="1F3864"/>
             </w:tcBorders>
             <w:shd w:val="clear" w:color="auto" w:fill="D9E2F3"/>
-            <w:tcMar>
-              <w:top w:w="50" w:type="dxa"/>
-              <w:left w:w="90" w:type="dxa"/>
-              <w:bottom w:w="50" w:type="dxa"/>
-              <w:right w:w="90" w:type="dxa"/>
-            </w:tcMar>
           </w:tcPr>
           <w:p>
             <w:pPr>
@@ -17622,12 +16526,6 @@
               <w:right w:val="single" w:sz="6" w:space="0" w:color="1F3864"/>
             </w:tcBorders>
             <w:shd w:val="clear" w:color="auto" w:fill="D9E2F3"/>
-            <w:tcMar>
-              <w:top w:w="50" w:type="dxa"/>
-              <w:left w:w="90" w:type="dxa"/>
-              <w:bottom w:w="50" w:type="dxa"/>
-              <w:right w:w="90" w:type="dxa"/>
-            </w:tcMar>
           </w:tcPr>
           <w:p>
             <w:pPr>
@@ -17814,12 +16712,6 @@
               <w:right w:val="single" w:sz="6" w:space="0" w:color="1F3864"/>
             </w:tcBorders>
             <w:shd w:val="clear" w:color="auto" w:fill="D9E2F3"/>
-            <w:tcMar>
-              <w:top w:w="50" w:type="dxa"/>
-              <w:left w:w="90" w:type="dxa"/>
-              <w:bottom w:w="50" w:type="dxa"/>
-              <w:right w:w="90" w:type="dxa"/>
-            </w:tcMar>
           </w:tcPr>
           <w:p>
             <w:pPr>
@@ -17982,12 +16874,6 @@
               <w:right w:val="single" w:sz="6" w:space="0" w:color="1F3864"/>
             </w:tcBorders>
             <w:shd w:val="clear" w:color="auto" w:fill="D9E2F3"/>
-            <w:tcMar>
-              <w:top w:w="50" w:type="dxa"/>
-              <w:left w:w="90" w:type="dxa"/>
-              <w:bottom w:w="50" w:type="dxa"/>
-              <w:right w:w="90" w:type="dxa"/>
-            </w:tcMar>
           </w:tcPr>
           <w:p>
             <w:pPr>
@@ -18150,12 +17036,6 @@
               <w:right w:val="single" w:sz="6" w:space="0" w:color="1F3864"/>
             </w:tcBorders>
             <w:shd w:val="clear" w:color="auto" w:fill="D9E2F3"/>
-            <w:tcMar>
-              <w:top w:w="50" w:type="dxa"/>
-              <w:left w:w="90" w:type="dxa"/>
-              <w:bottom w:w="50" w:type="dxa"/>
-              <w:right w:w="90" w:type="dxa"/>
-            </w:tcMar>
           </w:tcPr>
           <w:p>
             <w:pPr>
@@ -18317,12 +17197,6 @@
               <w:right w:val="single" w:sz="6" w:space="0" w:color="1F3864"/>
             </w:tcBorders>
             <w:shd w:val="clear" w:color="auto" w:fill="D9E2F3"/>
-            <w:tcMar>
-              <w:top w:w="50" w:type="dxa"/>
-              <w:left w:w="90" w:type="dxa"/>
-              <w:bottom w:w="50" w:type="dxa"/>
-              <w:right w:w="90" w:type="dxa"/>
-            </w:tcMar>
           </w:tcPr>
           <w:p>
             <w:pPr>
@@ -18455,12 +17329,6 @@
               <w:right w:val="single" w:sz="6" w:space="0" w:color="1F3864"/>
             </w:tcBorders>
             <w:shd w:val="clear" w:color="auto" w:fill="D9E2F3"/>
-            <w:tcMar>
-              <w:top w:w="50" w:type="dxa"/>
-              <w:left w:w="90" w:type="dxa"/>
-              <w:bottom w:w="50" w:type="dxa"/>
-              <w:right w:w="90" w:type="dxa"/>
-            </w:tcMar>
           </w:tcPr>
           <w:p>
             <w:pPr>
@@ -18647,12 +17515,6 @@
               <w:right w:val="single" w:sz="6" w:space="0" w:color="1F3864"/>
             </w:tcBorders>
             <w:shd w:val="clear" w:color="auto" w:fill="D9E2F3"/>
-            <w:tcMar>
-              <w:top w:w="50" w:type="dxa"/>
-              <w:left w:w="90" w:type="dxa"/>
-              <w:bottom w:w="50" w:type="dxa"/>
-              <w:right w:w="90" w:type="dxa"/>
-            </w:tcMar>
           </w:tcPr>
           <w:p>
             <w:pPr>
@@ -18815,12 +17677,6 @@
               <w:right w:val="single" w:sz="6" w:space="0" w:color="1F3864"/>
             </w:tcBorders>
             <w:shd w:val="clear" w:color="auto" w:fill="D9E2F3"/>
-            <w:tcMar>
-              <w:top w:w="50" w:type="dxa"/>
-              <w:left w:w="90" w:type="dxa"/>
-              <w:bottom w:w="50" w:type="dxa"/>
-              <w:right w:w="90" w:type="dxa"/>
-            </w:tcMar>
           </w:tcPr>
           <w:p>
             <w:pPr>
@@ -18983,12 +17839,6 @@
               <w:right w:val="single" w:sz="6" w:space="0" w:color="1F3864"/>
             </w:tcBorders>
             <w:shd w:val="clear" w:color="auto" w:fill="D9E2F3"/>
-            <w:tcMar>
-              <w:top w:w="50" w:type="dxa"/>
-              <w:left w:w="90" w:type="dxa"/>
-              <w:bottom w:w="50" w:type="dxa"/>
-              <w:right w:w="90" w:type="dxa"/>
-            </w:tcMar>
           </w:tcPr>
           <w:p>
             <w:pPr>
@@ -19150,12 +18000,6 @@
               <w:right w:val="single" w:sz="6" w:space="0" w:color="1F3864"/>
             </w:tcBorders>
             <w:shd w:val="clear" w:color="auto" w:fill="D9E2F3"/>
-            <w:tcMar>
-              <w:top w:w="50" w:type="dxa"/>
-              <w:left w:w="90" w:type="dxa"/>
-              <w:bottom w:w="50" w:type="dxa"/>
-              <w:right w:w="90" w:type="dxa"/>
-            </w:tcMar>
           </w:tcPr>
           <w:p>
             <w:pPr>
@@ -19270,12 +18114,6 @@
               <w:right w:val="single" w:sz="6" w:space="0" w:color="1F3864"/>
             </w:tcBorders>
             <w:shd w:val="clear" w:color="auto" w:fill="D9E2F3"/>
-            <w:tcMar>
-              <w:top w:w="50" w:type="dxa"/>
-              <w:left w:w="90" w:type="dxa"/>
-              <w:bottom w:w="50" w:type="dxa"/>
-              <w:right w:w="90" w:type="dxa"/>
-            </w:tcMar>
           </w:tcPr>
           <w:p>
             <w:pPr>
@@ -19462,12 +18300,6 @@
               <w:right w:val="single" w:sz="6" w:space="0" w:color="1F3864"/>
             </w:tcBorders>
             <w:shd w:val="clear" w:color="auto" w:fill="D9E2F3"/>
-            <w:tcMar>
-              <w:top w:w="50" w:type="dxa"/>
-              <w:left w:w="90" w:type="dxa"/>
-              <w:bottom w:w="50" w:type="dxa"/>
-              <w:right w:w="90" w:type="dxa"/>
-            </w:tcMar>
           </w:tcPr>
           <w:p>
             <w:pPr>
@@ -19630,12 +18462,6 @@
               <w:right w:val="single" w:sz="6" w:space="0" w:color="1F3864"/>
             </w:tcBorders>
             <w:shd w:val="clear" w:color="auto" w:fill="D9E2F3"/>
-            <w:tcMar>
-              <w:top w:w="50" w:type="dxa"/>
-              <w:left w:w="90" w:type="dxa"/>
-              <w:bottom w:w="50" w:type="dxa"/>
-              <w:right w:w="90" w:type="dxa"/>
-            </w:tcMar>
           </w:tcPr>
           <w:p>
             <w:pPr>
@@ -19798,12 +18624,6 @@
               <w:right w:val="single" w:sz="6" w:space="0" w:color="1F3864"/>
             </w:tcBorders>
             <w:shd w:val="clear" w:color="auto" w:fill="D9E2F3"/>
-            <w:tcMar>
-              <w:top w:w="50" w:type="dxa"/>
-              <w:left w:w="90" w:type="dxa"/>
-              <w:bottom w:w="50" w:type="dxa"/>
-              <w:right w:w="90" w:type="dxa"/>
-            </w:tcMar>
           </w:tcPr>
           <w:p>
             <w:pPr>
@@ -19965,12 +18785,6 @@
               <w:right w:val="single" w:sz="6" w:space="0" w:color="1F3864"/>
             </w:tcBorders>
             <w:shd w:val="clear" w:color="auto" w:fill="D9E2F3"/>
-            <w:tcMar>
-              <w:top w:w="50" w:type="dxa"/>
-              <w:left w:w="90" w:type="dxa"/>
-              <w:bottom w:w="50" w:type="dxa"/>
-              <w:right w:w="90" w:type="dxa"/>
-            </w:tcMar>
           </w:tcPr>
           <w:p>
             <w:pPr>
@@ -20111,12 +18925,6 @@
               <w:right w:val="single" w:sz="6" w:space="0" w:color="1F3864"/>
             </w:tcBorders>
             <w:shd w:val="clear" w:color="auto" w:fill="D9E2F3"/>
-            <w:tcMar>
-              <w:top w:w="50" w:type="dxa"/>
-              <w:left w:w="90" w:type="dxa"/>
-              <w:bottom w:w="50" w:type="dxa"/>
-              <w:right w:w="90" w:type="dxa"/>
-            </w:tcMar>
           </w:tcPr>
           <w:p>
             <w:pPr>
@@ -20303,12 +19111,6 @@
               <w:right w:val="single" w:sz="6" w:space="0" w:color="1F3864"/>
             </w:tcBorders>
             <w:shd w:val="clear" w:color="auto" w:fill="D9E2F3"/>
-            <w:tcMar>
-              <w:top w:w="50" w:type="dxa"/>
-              <w:left w:w="90" w:type="dxa"/>
-              <w:bottom w:w="50" w:type="dxa"/>
-              <w:right w:w="90" w:type="dxa"/>
-            </w:tcMar>
           </w:tcPr>
           <w:p>
             <w:pPr>
@@ -20471,12 +19273,6 @@
               <w:right w:val="single" w:sz="6" w:space="0" w:color="1F3864"/>
             </w:tcBorders>
             <w:shd w:val="clear" w:color="auto" w:fill="D9E2F3"/>
-            <w:tcMar>
-              <w:top w:w="50" w:type="dxa"/>
-              <w:left w:w="90" w:type="dxa"/>
-              <w:bottom w:w="50" w:type="dxa"/>
-              <w:right w:w="90" w:type="dxa"/>
-            </w:tcMar>
           </w:tcPr>
           <w:p>
             <w:pPr>
@@ -20657,12 +19453,6 @@
               <w:right w:val="single" w:sz="6" w:space="0" w:color="1F3864"/>
             </w:tcBorders>
             <w:shd w:val="clear" w:color="auto" w:fill="D9E2F3"/>
-            <w:tcMar>
-              <w:top w:w="50" w:type="dxa"/>
-              <w:left w:w="90" w:type="dxa"/>
-              <w:bottom w:w="50" w:type="dxa"/>
-              <w:right w:w="90" w:type="dxa"/>
-            </w:tcMar>
           </w:tcPr>
           <w:p>
             <w:pPr>
@@ -20824,12 +19614,6 @@
               <w:right w:val="single" w:sz="6" w:space="0" w:color="1F3864"/>
             </w:tcBorders>
             <w:shd w:val="clear" w:color="auto" w:fill="D9E2F3"/>
-            <w:tcMar>
-              <w:top w:w="50" w:type="dxa"/>
-              <w:left w:w="90" w:type="dxa"/>
-              <w:bottom w:w="50" w:type="dxa"/>
-              <w:right w:w="90" w:type="dxa"/>
-            </w:tcMar>
           </w:tcPr>
           <w:p>
             <w:pPr>
@@ -20944,12 +19728,6 @@
               <w:right w:val="single" w:sz="6" w:space="0" w:color="1F3864"/>
             </w:tcBorders>
             <w:shd w:val="clear" w:color="auto" w:fill="D9E2F3"/>
-            <w:tcMar>
-              <w:top w:w="50" w:type="dxa"/>
-              <w:left w:w="90" w:type="dxa"/>
-              <w:bottom w:w="50" w:type="dxa"/>
-              <w:right w:w="90" w:type="dxa"/>
-            </w:tcMar>
           </w:tcPr>
           <w:p>
             <w:pPr>
@@ -21136,12 +19914,6 @@
               <w:right w:val="single" w:sz="6" w:space="0" w:color="1F3864"/>
             </w:tcBorders>
             <w:shd w:val="clear" w:color="auto" w:fill="D9E2F3"/>
-            <w:tcMar>
-              <w:top w:w="50" w:type="dxa"/>
-              <w:left w:w="90" w:type="dxa"/>
-              <w:bottom w:w="50" w:type="dxa"/>
-              <w:right w:w="90" w:type="dxa"/>
-            </w:tcMar>
           </w:tcPr>
           <w:p>
             <w:pPr>
@@ -21304,12 +20076,6 @@
               <w:right w:val="single" w:sz="6" w:space="0" w:color="1F3864"/>
             </w:tcBorders>
             <w:shd w:val="clear" w:color="auto" w:fill="D9E2F3"/>
-            <w:tcMar>
-              <w:top w:w="50" w:type="dxa"/>
-              <w:left w:w="90" w:type="dxa"/>
-              <w:bottom w:w="50" w:type="dxa"/>
-              <w:right w:w="90" w:type="dxa"/>
-            </w:tcMar>
           </w:tcPr>
           <w:p>
             <w:pPr>
@@ -21472,12 +20238,6 @@
               <w:right w:val="single" w:sz="6" w:space="0" w:color="1F3864"/>
             </w:tcBorders>
             <w:shd w:val="clear" w:color="auto" w:fill="D9E2F3"/>
-            <w:tcMar>
-              <w:top w:w="50" w:type="dxa"/>
-              <w:left w:w="90" w:type="dxa"/>
-              <w:bottom w:w="50" w:type="dxa"/>
-              <w:right w:w="90" w:type="dxa"/>
-            </w:tcMar>
           </w:tcPr>
           <w:p>
             <w:pPr>
@@ -21639,12 +20399,6 @@
               <w:right w:val="single" w:sz="6" w:space="0" w:color="1F3864"/>
             </w:tcBorders>
             <w:shd w:val="clear" w:color="auto" w:fill="D9E2F3"/>
-            <w:tcMar>
-              <w:top w:w="50" w:type="dxa"/>
-              <w:left w:w="90" w:type="dxa"/>
-              <w:bottom w:w="50" w:type="dxa"/>
-              <w:right w:w="90" w:type="dxa"/>
-            </w:tcMar>
           </w:tcPr>
           <w:p>
             <w:pPr>
@@ -21785,12 +20539,6 @@
               <w:right w:val="single" w:sz="6" w:space="0" w:color="1F3864"/>
             </w:tcBorders>
             <w:shd w:val="clear" w:color="auto" w:fill="D9E2F3"/>
-            <w:tcMar>
-              <w:top w:w="50" w:type="dxa"/>
-              <w:left w:w="90" w:type="dxa"/>
-              <w:bottom w:w="50" w:type="dxa"/>
-              <w:right w:w="90" w:type="dxa"/>
-            </w:tcMar>
           </w:tcPr>
           <w:p>
             <w:pPr>
@@ -21977,12 +20725,6 @@
               <w:right w:val="single" w:sz="6" w:space="0" w:color="1F3864"/>
             </w:tcBorders>
             <w:shd w:val="clear" w:color="auto" w:fill="D9E2F3"/>
-            <w:tcMar>
-              <w:top w:w="50" w:type="dxa"/>
-              <w:left w:w="90" w:type="dxa"/>
-              <w:bottom w:w="50" w:type="dxa"/>
-              <w:right w:w="90" w:type="dxa"/>
-            </w:tcMar>
           </w:tcPr>
           <w:p>
             <w:pPr>
@@ -22145,12 +20887,6 @@
               <w:right w:val="single" w:sz="6" w:space="0" w:color="1F3864"/>
             </w:tcBorders>
             <w:shd w:val="clear" w:color="auto" w:fill="D9E2F3"/>
-            <w:tcMar>
-              <w:top w:w="50" w:type="dxa"/>
-              <w:left w:w="90" w:type="dxa"/>
-              <w:bottom w:w="50" w:type="dxa"/>
-              <w:right w:w="90" w:type="dxa"/>
-            </w:tcMar>
           </w:tcPr>
           <w:p>
             <w:pPr>
@@ -22313,12 +21049,6 @@
               <w:right w:val="single" w:sz="6" w:space="0" w:color="1F3864"/>
             </w:tcBorders>
             <w:shd w:val="clear" w:color="auto" w:fill="D9E2F3"/>
-            <w:tcMar>
-              <w:top w:w="50" w:type="dxa"/>
-              <w:left w:w="90" w:type="dxa"/>
-              <w:bottom w:w="50" w:type="dxa"/>
-              <w:right w:w="90" w:type="dxa"/>
-            </w:tcMar>
           </w:tcPr>
           <w:p>
             <w:pPr>
@@ -22480,12 +21210,6 @@
               <w:right w:val="single" w:sz="6" w:space="0" w:color="1F3864"/>
             </w:tcBorders>
             <w:shd w:val="clear" w:color="auto" w:fill="D9E2F3"/>
-            <w:tcMar>
-              <w:top w:w="50" w:type="dxa"/>
-              <w:left w:w="90" w:type="dxa"/>
-              <w:bottom w:w="50" w:type="dxa"/>
-              <w:right w:w="90" w:type="dxa"/>
-            </w:tcMar>
           </w:tcPr>
           <w:p>
             <w:pPr>
@@ -22600,12 +21324,6 @@
               <w:right w:val="single" w:sz="6" w:space="0" w:color="1F3864"/>
             </w:tcBorders>
             <w:shd w:val="clear" w:color="auto" w:fill="D9E2F3"/>
-            <w:tcMar>
-              <w:top w:w="50" w:type="dxa"/>
-              <w:left w:w="90" w:type="dxa"/>
-              <w:bottom w:w="50" w:type="dxa"/>
-              <w:right w:w="90" w:type="dxa"/>
-            </w:tcMar>
           </w:tcPr>
           <w:p>
             <w:pPr>
@@ -22792,12 +21510,6 @@
               <w:right w:val="single" w:sz="6" w:space="0" w:color="1F3864"/>
             </w:tcBorders>
             <w:shd w:val="clear" w:color="auto" w:fill="D9E2F3"/>
-            <w:tcMar>
-              <w:top w:w="50" w:type="dxa"/>
-              <w:left w:w="90" w:type="dxa"/>
-              <w:bottom w:w="50" w:type="dxa"/>
-              <w:right w:w="90" w:type="dxa"/>
-            </w:tcMar>
           </w:tcPr>
           <w:p>
             <w:pPr>
@@ -22960,12 +21672,6 @@
               <w:right w:val="single" w:sz="6" w:space="0" w:color="1F3864"/>
             </w:tcBorders>
             <w:shd w:val="clear" w:color="auto" w:fill="D9E2F3"/>
-            <w:tcMar>
-              <w:top w:w="50" w:type="dxa"/>
-              <w:left w:w="90" w:type="dxa"/>
-              <w:bottom w:w="50" w:type="dxa"/>
-              <w:right w:w="90" w:type="dxa"/>
-            </w:tcMar>
           </w:tcPr>
           <w:p>
             <w:pPr>
@@ -23128,12 +21834,6 @@
               <w:right w:val="single" w:sz="6" w:space="0" w:color="1F3864"/>
             </w:tcBorders>
             <w:shd w:val="clear" w:color="auto" w:fill="D9E2F3"/>
-            <w:tcMar>
-              <w:top w:w="50" w:type="dxa"/>
-              <w:left w:w="90" w:type="dxa"/>
-              <w:bottom w:w="50" w:type="dxa"/>
-              <w:right w:w="90" w:type="dxa"/>
-            </w:tcMar>
           </w:tcPr>
           <w:p>
             <w:pPr>
@@ -23295,12 +21995,6 @@
               <w:right w:val="single" w:sz="6" w:space="0" w:color="1F3864"/>
             </w:tcBorders>
             <w:shd w:val="clear" w:color="auto" w:fill="D9E2F3"/>
-            <w:tcMar>
-              <w:top w:w="50" w:type="dxa"/>
-              <w:left w:w="90" w:type="dxa"/>
-              <w:bottom w:w="50" w:type="dxa"/>
-              <w:right w:w="90" w:type="dxa"/>
-            </w:tcMar>
           </w:tcPr>
           <w:p>
             <w:pPr>
@@ -23433,12 +22127,6 @@
               <w:right w:val="single" w:sz="6" w:space="0" w:color="1F3864"/>
             </w:tcBorders>
             <w:shd w:val="clear" w:color="auto" w:fill="D9E2F3"/>
-            <w:tcMar>
-              <w:top w:w="50" w:type="dxa"/>
-              <w:left w:w="90" w:type="dxa"/>
-              <w:bottom w:w="50" w:type="dxa"/>
-              <w:right w:w="90" w:type="dxa"/>
-            </w:tcMar>
           </w:tcPr>
           <w:p>
             <w:pPr>
@@ -23625,12 +22313,6 @@
               <w:right w:val="single" w:sz="6" w:space="0" w:color="1F3864"/>
             </w:tcBorders>
             <w:shd w:val="clear" w:color="auto" w:fill="D9E2F3"/>
-            <w:tcMar>
-              <w:top w:w="50" w:type="dxa"/>
-              <w:left w:w="90" w:type="dxa"/>
-              <w:bottom w:w="50" w:type="dxa"/>
-              <w:right w:w="90" w:type="dxa"/>
-            </w:tcMar>
           </w:tcPr>
           <w:p>
             <w:pPr>
@@ -23793,12 +22475,6 @@
               <w:right w:val="single" w:sz="6" w:space="0" w:color="1F3864"/>
             </w:tcBorders>
             <w:shd w:val="clear" w:color="auto" w:fill="D9E2F3"/>
-            <w:tcMar>
-              <w:top w:w="50" w:type="dxa"/>
-              <w:left w:w="90" w:type="dxa"/>
-              <w:bottom w:w="50" w:type="dxa"/>
-              <w:right w:w="90" w:type="dxa"/>
-            </w:tcMar>
           </w:tcPr>
           <w:p>
             <w:pPr>
@@ -23961,12 +22637,6 @@
               <w:right w:val="single" w:sz="6" w:space="0" w:color="1F3864"/>
             </w:tcBorders>
             <w:shd w:val="clear" w:color="auto" w:fill="D9E2F3"/>
-            <w:tcMar>
-              <w:top w:w="50" w:type="dxa"/>
-              <w:left w:w="90" w:type="dxa"/>
-              <w:bottom w:w="50" w:type="dxa"/>
-              <w:right w:w="90" w:type="dxa"/>
-            </w:tcMar>
           </w:tcPr>
           <w:p>
             <w:pPr>
@@ -24128,12 +22798,6 @@
               <w:right w:val="single" w:sz="6" w:space="0" w:color="1F3864"/>
             </w:tcBorders>
             <w:shd w:val="clear" w:color="auto" w:fill="D9E2F3"/>
-            <w:tcMar>
-              <w:top w:w="50" w:type="dxa"/>
-              <w:left w:w="90" w:type="dxa"/>
-              <w:bottom w:w="50" w:type="dxa"/>
-              <w:right w:w="90" w:type="dxa"/>
-            </w:tcMar>
           </w:tcPr>
           <w:p>
             <w:pPr>
@@ -24264,12 +22928,6 @@
               <w:right w:val="single" w:sz="6" w:space="0" w:color="1F3864"/>
             </w:tcBorders>
             <w:shd w:val="clear" w:color="auto" w:fill="D9E2F3"/>
-            <w:tcMar>
-              <w:top w:w="50" w:type="dxa"/>
-              <w:left w:w="90" w:type="dxa"/>
-              <w:bottom w:w="50" w:type="dxa"/>
-              <w:right w:w="90" w:type="dxa"/>
-            </w:tcMar>
           </w:tcPr>
           <w:p>
             <w:pPr>
@@ -24456,12 +23114,6 @@
               <w:right w:val="single" w:sz="6" w:space="0" w:color="1F3864"/>
             </w:tcBorders>
             <w:shd w:val="clear" w:color="auto" w:fill="D9E2F3"/>
-            <w:tcMar>
-              <w:top w:w="50" w:type="dxa"/>
-              <w:left w:w="90" w:type="dxa"/>
-              <w:bottom w:w="50" w:type="dxa"/>
-              <w:right w:w="90" w:type="dxa"/>
-            </w:tcMar>
           </w:tcPr>
           <w:p>
             <w:pPr>
@@ -24634,12 +23286,6 @@
               <w:right w:val="single" w:sz="6" w:space="0" w:color="1F3864"/>
             </w:tcBorders>
             <w:shd w:val="clear" w:color="auto" w:fill="D9E2F3"/>
-            <w:tcMar>
-              <w:top w:w="50" w:type="dxa"/>
-              <w:left w:w="90" w:type="dxa"/>
-              <w:bottom w:w="50" w:type="dxa"/>
-              <w:right w:w="90" w:type="dxa"/>
-            </w:tcMar>
           </w:tcPr>
           <w:p>
             <w:pPr>
@@ -24802,12 +23448,6 @@
               <w:right w:val="single" w:sz="6" w:space="0" w:color="1F3864"/>
             </w:tcBorders>
             <w:shd w:val="clear" w:color="auto" w:fill="D9E2F3"/>
-            <w:tcMar>
-              <w:top w:w="50" w:type="dxa"/>
-              <w:left w:w="90" w:type="dxa"/>
-              <w:bottom w:w="50" w:type="dxa"/>
-              <w:right w:w="90" w:type="dxa"/>
-            </w:tcMar>
           </w:tcPr>
           <w:p>
             <w:pPr>
@@ -24969,12 +23609,6 @@
               <w:right w:val="single" w:sz="6" w:space="0" w:color="1F3864"/>
             </w:tcBorders>
             <w:shd w:val="clear" w:color="auto" w:fill="D9E2F3"/>
-            <w:tcMar>
-              <w:top w:w="50" w:type="dxa"/>
-              <w:left w:w="90" w:type="dxa"/>
-              <w:bottom w:w="50" w:type="dxa"/>
-              <w:right w:w="90" w:type="dxa"/>
-            </w:tcMar>
           </w:tcPr>
           <w:p>
             <w:pPr>
@@ -25089,12 +23723,6 @@
               <w:right w:val="single" w:sz="6" w:space="0" w:color="1F3864"/>
             </w:tcBorders>
             <w:shd w:val="clear" w:color="auto" w:fill="D9E2F3"/>
-            <w:tcMar>
-              <w:top w:w="50" w:type="dxa"/>
-              <w:left w:w="90" w:type="dxa"/>
-              <w:bottom w:w="50" w:type="dxa"/>
-              <w:right w:w="90" w:type="dxa"/>
-            </w:tcMar>
           </w:tcPr>
           <w:p>
             <w:pPr>
@@ -25281,12 +23909,6 @@
               <w:right w:val="single" w:sz="6" w:space="0" w:color="1F3864"/>
             </w:tcBorders>
             <w:shd w:val="clear" w:color="auto" w:fill="D9E2F3"/>
-            <w:tcMar>
-              <w:top w:w="50" w:type="dxa"/>
-              <w:left w:w="90" w:type="dxa"/>
-              <w:bottom w:w="50" w:type="dxa"/>
-              <w:right w:w="90" w:type="dxa"/>
-            </w:tcMar>
           </w:tcPr>
           <w:p>
             <w:pPr>
@@ -25449,12 +24071,6 @@
               <w:right w:val="single" w:sz="6" w:space="0" w:color="1F3864"/>
             </w:tcBorders>
             <w:shd w:val="clear" w:color="auto" w:fill="D9E2F3"/>
-            <w:tcMar>
-              <w:top w:w="50" w:type="dxa"/>
-              <w:left w:w="90" w:type="dxa"/>
-              <w:bottom w:w="50" w:type="dxa"/>
-              <w:right w:w="90" w:type="dxa"/>
-            </w:tcMar>
           </w:tcPr>
           <w:p>
             <w:pPr>
@@ -25617,12 +24233,6 @@
               <w:right w:val="single" w:sz="6" w:space="0" w:color="1F3864"/>
             </w:tcBorders>
             <w:shd w:val="clear" w:color="auto" w:fill="D9E2F3"/>
-            <w:tcMar>
-              <w:top w:w="50" w:type="dxa"/>
-              <w:left w:w="90" w:type="dxa"/>
-              <w:bottom w:w="50" w:type="dxa"/>
-              <w:right w:w="90" w:type="dxa"/>
-            </w:tcMar>
           </w:tcPr>
           <w:p>
             <w:pPr>
@@ -25784,12 +24394,6 @@
               <w:right w:val="single" w:sz="6" w:space="0" w:color="1F3864"/>
             </w:tcBorders>
             <w:shd w:val="clear" w:color="auto" w:fill="D9E2F3"/>
-            <w:tcMar>
-              <w:top w:w="50" w:type="dxa"/>
-              <w:left w:w="90" w:type="dxa"/>
-              <w:bottom w:w="50" w:type="dxa"/>
-              <w:right w:w="90" w:type="dxa"/>
-            </w:tcMar>
           </w:tcPr>
           <w:p>
             <w:pPr>
@@ -25904,12 +24508,6 @@
               <w:right w:val="single" w:sz="6" w:space="0" w:color="1F3864"/>
             </w:tcBorders>
             <w:shd w:val="clear" w:color="auto" w:fill="D9E2F3"/>
-            <w:tcMar>
-              <w:top w:w="50" w:type="dxa"/>
-              <w:left w:w="90" w:type="dxa"/>
-              <w:bottom w:w="50" w:type="dxa"/>
-              <w:right w:w="90" w:type="dxa"/>
-            </w:tcMar>
           </w:tcPr>
           <w:p>
             <w:pPr>
@@ -26096,12 +24694,6 @@
               <w:right w:val="single" w:sz="6" w:space="0" w:color="1F3864"/>
             </w:tcBorders>
             <w:shd w:val="clear" w:color="auto" w:fill="D9E2F3"/>
-            <w:tcMar>
-              <w:top w:w="50" w:type="dxa"/>
-              <w:left w:w="90" w:type="dxa"/>
-              <w:bottom w:w="50" w:type="dxa"/>
-              <w:right w:w="90" w:type="dxa"/>
-            </w:tcMar>
           </w:tcPr>
           <w:p>
             <w:pPr>
@@ -26282,12 +24874,6 @@
               <w:right w:val="single" w:sz="6" w:space="0" w:color="1F3864"/>
             </w:tcBorders>
             <w:shd w:val="clear" w:color="auto" w:fill="D9E2F3"/>
-            <w:tcMar>
-              <w:top w:w="50" w:type="dxa"/>
-              <w:left w:w="90" w:type="dxa"/>
-              <w:bottom w:w="50" w:type="dxa"/>
-              <w:right w:w="90" w:type="dxa"/>
-            </w:tcMar>
           </w:tcPr>
           <w:p>
             <w:pPr>
@@ -26450,12 +25036,6 @@
               <w:right w:val="single" w:sz="6" w:space="0" w:color="1F3864"/>
             </w:tcBorders>
             <w:shd w:val="clear" w:color="auto" w:fill="D9E2F3"/>
-            <w:tcMar>
-              <w:top w:w="50" w:type="dxa"/>
-              <w:left w:w="90" w:type="dxa"/>
-              <w:bottom w:w="50" w:type="dxa"/>
-              <w:right w:w="90" w:type="dxa"/>
-            </w:tcMar>
           </w:tcPr>
           <w:p>
             <w:pPr>
@@ -26605,6 +25185,60 @@
           </w:p>
         </w:tc>
       </w:tr>
+    </w:tbl>
+    <w:p>
+      <w:pPr>
+        <w:spacing w:before="0" w:after="0" w:line="240" w:lineRule="auto"/>
+        <w:rPr>
+          <w:sz w:val="18"/>
+          <w:szCs w:val="18"/>
+        </w:rPr>
+      </w:pPr>
+    </w:p>
+    <w:tbl>
+      <w:tblPr>
+        <w:tblW w:w="9405" w:type="dxa"/>
+        <w:jc w:val="center"/>
+        <w:tblBorders>
+          <w:top w:val="single" w:sz="6" w:space="0" w:color="1F3864"/>
+          <w:left w:val="single" w:sz="6" w:space="0" w:color="1F3864"/>
+          <w:bottom w:val="single" w:sz="6" w:space="0" w:color="1F3864"/>
+          <w:right w:val="single" w:sz="6" w:space="0" w:color="1F3864"/>
+          <w:insideH w:val="single" w:sz="6" w:space="0" w:color="1F3864"/>
+          <w:insideV w:val="single" w:sz="6" w:space="0" w:color="1F3864"/>
+        </w:tblBorders>
+        <w:tblLayout w:type="fixed"/>
+        <w:tblCellMar>
+          <w:top w:w="40" w:type="dxa"/>
+          <w:left w:w="90" w:type="dxa"/>
+          <w:bottom w:w="40" w:type="dxa"/>
+          <w:right w:w="90" w:type="dxa"/>
+        </w:tblCellMar>
+        <w:tblLook w:val="0000" w:firstRow="0" w:lastRow="0" w:firstColumn="0" w:lastColumn="0" w:noHBand="0" w:noVBand="0"/>
+      </w:tblPr>
+      <w:tblGrid>
+        <w:gridCol w:w="1145"/>
+        <w:gridCol w:w="381"/>
+        <w:gridCol w:w="354"/>
+        <w:gridCol w:w="411"/>
+        <w:gridCol w:w="765"/>
+        <w:gridCol w:w="382"/>
+        <w:gridCol w:w="31"/>
+        <w:gridCol w:w="290"/>
+        <w:gridCol w:w="825"/>
+        <w:gridCol w:w="765"/>
+        <w:gridCol w:w="32"/>
+        <w:gridCol w:w="258"/>
+        <w:gridCol w:w="92"/>
+        <w:gridCol w:w="382"/>
+        <w:gridCol w:w="382"/>
+        <w:gridCol w:w="382"/>
+        <w:gridCol w:w="383"/>
+        <w:gridCol w:w="257"/>
+        <w:gridCol w:w="124"/>
+        <w:gridCol w:w="161"/>
+        <w:gridCol w:w="1595"/>
+      </w:tblGrid>
       <w:tr>
         <w:tc>
           <w:tcPr>
@@ -26617,12 +25251,6 @@
               <w:right w:val="single" w:sz="6" w:space="0" w:color="1F3864"/>
             </w:tcBorders>
             <w:shd w:val="clear" w:color="auto" w:fill="D9E2F3"/>
-            <w:tcMar>
-              <w:top w:w="50" w:type="dxa"/>
-              <w:left w:w="90" w:type="dxa"/>
-              <w:bottom w:w="50" w:type="dxa"/>
-              <w:right w:w="90" w:type="dxa"/>
-            </w:tcMar>
           </w:tcPr>
           <w:p>
             <w:pPr>
@@ -26835,12 +25463,6 @@
               <w:right w:val="single" w:sz="6" w:space="0" w:color="1F3864"/>
             </w:tcBorders>
             <w:shd w:val="clear" w:color="auto" w:fill="D9E2F3"/>
-            <w:tcMar>
-              <w:top w:w="50" w:type="dxa"/>
-              <w:left w:w="90" w:type="dxa"/>
-              <w:bottom w:w="50" w:type="dxa"/>
-              <w:right w:w="90" w:type="dxa"/>
-            </w:tcMar>
           </w:tcPr>
           <w:p>
             <w:pPr>
@@ -27365,6 +25987,12 @@
           <w:insideV w:val="single" w:sz="6" w:space="0" w:color="1F3864"/>
         </w:tblBorders>
         <w:tblLayout w:type="fixed"/>
+        <w:tblCellMar>
+          <w:top w:w="40" w:type="dxa"/>
+          <w:left w:w="90" w:type="dxa"/>
+          <w:bottom w:w="40" w:type="dxa"/>
+          <w:right w:w="90" w:type="dxa"/>
+        </w:tblCellMar>
         <w:tblLook w:val="04A0" w:firstRow="1" w:lastRow="0" w:firstColumn="1" w:lastColumn="0" w:noHBand="0" w:noVBand="1"/>
       </w:tblPr>
       <w:tblGrid>
